--- a/samples/generated/policy/employee_handbook_excerpt.docx
+++ b/samples/generated/policy/employee_handbook_excerpt.docx
@@ -469,22 +469,3324 @@
       </w:r>
     </w:p>
     <w:p>
-      <w:pPr>
-        <w:sectPr>
-          <w:headerReference w:type="default" r:id="rId9"/>
-          <w:pgSz w:w="12240" w:h="15840"/>
-          <w:pgMar w:top="1440" w:right="1440" w:bottom="1440" w:left="1440" w:header="720" w:footer="720" w:gutter="0"/>
-          <w:cols w:space="720"/>
-          <w:docGrid w:linePitch="360"/>
-        </w:sectPr>
-      </w:pPr>
+      <w:r>
+        <w:br w:type="page"/>
+      </w:r>
     </w:p>
     <w:p>
       <w:pPr>
         <w:pStyle w:val="Heading1"/>
       </w:pPr>
       <w:r>
-        <w:t>Appendix: Extraction Cues</w:t>
+        <w:t>Appendix 1: Source Evidence Ledger</w:t>
+      </w:r>
+    </w:p>
+    <w:p>
+      <w:r>
+        <w:t>Employee Handbook Excerpt synthetic appendix page 2. Domain=policy; slug=employee_handbook_excerpt; fixture markers include HR-HB-2026.2, people-ops@example.test.</w:t>
+      </w:r>
+    </w:p>
+    <w:p>
+      <w:r>
+        <w:t>This page intentionally repeats realistic extraction cues such as dates, amounts, entities, review statuses, and source notes so downstream tests can exercise page references and evidence lineage across a longer document.</w:t>
+      </w:r>
+    </w:p>
+    <w:p>
+      <w:pPr>
+        <w:pStyle w:val="ListBullet"/>
+      </w:pPr>
+      <w:r>
+        <w:t>Evidence item 2.1: page=2; review_status=PROPOSED; confidence_hint=0.81; synthetic_owner=policy-owner-1@example.test.</w:t>
+      </w:r>
+    </w:p>
+    <w:p>
+      <w:pPr>
+        <w:pStyle w:val="ListBullet"/>
+      </w:pPr>
+      <w:r>
+        <w:t>Evidence item 2.2: page=2; review_status=PROPOSED; confidence_hint=0.82; synthetic_owner=policy-owner-2@example.test.</w:t>
+      </w:r>
+    </w:p>
+    <w:p>
+      <w:pPr>
+        <w:pStyle w:val="ListBullet"/>
+      </w:pPr>
+      <w:r>
+        <w:t>Evidence item 2.3: page=2; review_status=PROPOSED; confidence_hint=0.83; synthetic_owner=policy-owner-3@example.test.</w:t>
+      </w:r>
+    </w:p>
+    <w:tbl>
+      <w:tblPr>
+        <w:tblStyle w:val="TableGrid"/>
+        <w:tblW w:type="auto" w:w="0"/>
+        <w:jc w:val="center"/>
+        <w:tblLook w:firstColumn="1" w:firstRow="1" w:lastColumn="0" w:lastRow="0" w:noHBand="0" w:noVBand="1" w:val="04A0"/>
+      </w:tblPr>
+      <w:tblGrid>
+        <w:gridCol w:w="2340"/>
+        <w:gridCol w:w="2340"/>
+        <w:gridCol w:w="2340"/>
+        <w:gridCol w:w="2340"/>
+      </w:tblGrid>
+      <w:tr>
+        <w:tc>
+          <w:tcPr>
+            <w:tcW w:type="dxa" w:w="2340"/>
+            <w:vAlign w:val="center"/>
+            <w:shd w:fill="F2F4F7"/>
+          </w:tcPr>
+          <w:p>
+            <w:pPr>
+              <w:spacing w:after="0" w:line="240" w:lineRule="auto"/>
+            </w:pPr>
+            <w:r>
+              <w:rPr>
+                <w:b/>
+              </w:rPr>
+              <w:t>Record</w:t>
+            </w:r>
+          </w:p>
+        </w:tc>
+        <w:tc>
+          <w:tcPr>
+            <w:tcW w:type="dxa" w:w="2340"/>
+            <w:vAlign w:val="center"/>
+            <w:shd w:fill="F2F4F7"/>
+          </w:tcPr>
+          <w:p>
+            <w:pPr>
+              <w:spacing w:after="0" w:line="240" w:lineRule="auto"/>
+            </w:pPr>
+            <w:r>
+              <w:rPr>
+                <w:b/>
+              </w:rPr>
+              <w:t>Type</w:t>
+            </w:r>
+          </w:p>
+        </w:tc>
+        <w:tc>
+          <w:tcPr>
+            <w:tcW w:type="dxa" w:w="2340"/>
+            <w:vAlign w:val="center"/>
+            <w:shd w:fill="F2F4F7"/>
+          </w:tcPr>
+          <w:p>
+            <w:pPr>
+              <w:spacing w:after="0" w:line="240" w:lineRule="auto"/>
+            </w:pPr>
+            <w:r>
+              <w:rPr>
+                <w:b/>
+              </w:rPr>
+              <w:t>Value</w:t>
+            </w:r>
+          </w:p>
+        </w:tc>
+        <w:tc>
+          <w:tcPr>
+            <w:tcW w:type="dxa" w:w="2340"/>
+            <w:vAlign w:val="center"/>
+            <w:shd w:fill="F2F4F7"/>
+          </w:tcPr>
+          <w:p>
+            <w:pPr>
+              <w:spacing w:after="0" w:line="240" w:lineRule="auto"/>
+            </w:pPr>
+            <w:r>
+              <w:rPr>
+                <w:b/>
+              </w:rPr>
+              <w:t>Evidence</w:t>
+            </w:r>
+          </w:p>
+        </w:tc>
+      </w:tr>
+      <w:tr>
+        <w:tc>
+          <w:tcPr>
+            <w:tcW w:type="dxa" w:w="2340"/>
+            <w:vAlign w:val="center"/>
+          </w:tcPr>
+          <w:p>
+            <w:pPr>
+              <w:spacing w:after="0" w:line="240" w:lineRule="auto"/>
+            </w:pPr>
+            <w:r>
+              <w:t>EMPLOYEE_HANDBOOK_EXCERPT-02-1</w:t>
+            </w:r>
+          </w:p>
+        </w:tc>
+        <w:tc>
+          <w:tcPr>
+            <w:tcW w:type="dxa" w:w="2340"/>
+            <w:vAlign w:val="center"/>
+          </w:tcPr>
+          <w:p>
+            <w:pPr>
+              <w:spacing w:after="0" w:line="240" w:lineRule="auto"/>
+            </w:pPr>
+            <w:r>
+              <w:t>Date</w:t>
+            </w:r>
+          </w:p>
+        </w:tc>
+        <w:tc>
+          <w:tcPr>
+            <w:tcW w:type="dxa" w:w="2340"/>
+            <w:vAlign w:val="center"/>
+          </w:tcPr>
+          <w:p>
+            <w:pPr>
+              <w:spacing w:after="0" w:line="240" w:lineRule="auto"/>
+            </w:pPr>
+            <w:r>
+              <w:t>2026-02-11</w:t>
+            </w:r>
+          </w:p>
+        </w:tc>
+        <w:tc>
+          <w:tcPr>
+            <w:tcW w:type="dxa" w:w="2340"/>
+            <w:vAlign w:val="center"/>
+          </w:tcPr>
+          <w:p>
+            <w:pPr>
+              <w:spacing w:after="0" w:line="240" w:lineRule="auto"/>
+            </w:pPr>
+            <w:r>
+              <w:t>Appendix 1, row 1</w:t>
+            </w:r>
+          </w:p>
+        </w:tc>
+      </w:tr>
+      <w:tr>
+        <w:tc>
+          <w:tcPr>
+            <w:tcW w:type="dxa" w:w="2340"/>
+            <w:vAlign w:val="center"/>
+          </w:tcPr>
+          <w:p>
+            <w:pPr>
+              <w:spacing w:after="0" w:line="240" w:lineRule="auto"/>
+            </w:pPr>
+            <w:r>
+              <w:t>EMPLOYEE_HANDBOOK_EXCERPT-02-2</w:t>
+            </w:r>
+          </w:p>
+        </w:tc>
+        <w:tc>
+          <w:tcPr>
+            <w:tcW w:type="dxa" w:w="2340"/>
+            <w:vAlign w:val="center"/>
+          </w:tcPr>
+          <w:p>
+            <w:pPr>
+              <w:spacing w:after="0" w:line="240" w:lineRule="auto"/>
+            </w:pPr>
+            <w:r>
+              <w:t>Entity</w:t>
+            </w:r>
+          </w:p>
+        </w:tc>
+        <w:tc>
+          <w:tcPr>
+            <w:tcW w:type="dxa" w:w="2340"/>
+            <w:vAlign w:val="center"/>
+          </w:tcPr>
+          <w:p>
+            <w:pPr>
+              <w:spacing w:after="0" w:line="240" w:lineRule="auto"/>
+            </w:pPr>
+            <w:r>
+              <w:t>people-ops@example.test</w:t>
+            </w:r>
+          </w:p>
+        </w:tc>
+        <w:tc>
+          <w:tcPr>
+            <w:tcW w:type="dxa" w:w="2340"/>
+            <w:vAlign w:val="center"/>
+          </w:tcPr>
+          <w:p>
+            <w:pPr>
+              <w:spacing w:after="0" w:line="240" w:lineRule="auto"/>
+            </w:pPr>
+            <w:r>
+              <w:t>Appendix 1, row 2</w:t>
+            </w:r>
+          </w:p>
+        </w:tc>
+      </w:tr>
+      <w:tr>
+        <w:tc>
+          <w:tcPr>
+            <w:tcW w:type="dxa" w:w="2340"/>
+            <w:vAlign w:val="center"/>
+          </w:tcPr>
+          <w:p>
+            <w:pPr>
+              <w:spacing w:after="0" w:line="240" w:lineRule="auto"/>
+            </w:pPr>
+            <w:r>
+              <w:t>EMPLOYEE_HANDBOOK_EXCERPT-02-3</w:t>
+            </w:r>
+          </w:p>
+        </w:tc>
+        <w:tc>
+          <w:tcPr>
+            <w:tcW w:type="dxa" w:w="2340"/>
+            <w:vAlign w:val="center"/>
+          </w:tcPr>
+          <w:p>
+            <w:pPr>
+              <w:spacing w:after="0" w:line="240" w:lineRule="auto"/>
+            </w:pPr>
+            <w:r>
+              <w:t>Amount</w:t>
+            </w:r>
+          </w:p>
+        </w:tc>
+        <w:tc>
+          <w:tcPr>
+            <w:tcW w:type="dxa" w:w="2340"/>
+            <w:vAlign w:val="center"/>
+          </w:tcPr>
+          <w:p>
+            <w:pPr>
+              <w:spacing w:after="0" w:line="240" w:lineRule="auto"/>
+            </w:pPr>
+            <w:r>
+              <w:t>$822.00</w:t>
+            </w:r>
+          </w:p>
+        </w:tc>
+        <w:tc>
+          <w:tcPr>
+            <w:tcW w:type="dxa" w:w="2340"/>
+            <w:vAlign w:val="center"/>
+          </w:tcPr>
+          <w:p>
+            <w:pPr>
+              <w:spacing w:after="0" w:line="240" w:lineRule="auto"/>
+            </w:pPr>
+            <w:r>
+              <w:t>Appendix 1, row 3</w:t>
+            </w:r>
+          </w:p>
+        </w:tc>
+      </w:tr>
+      <w:tr>
+        <w:tc>
+          <w:tcPr>
+            <w:tcW w:type="dxa" w:w="2340"/>
+            <w:vAlign w:val="center"/>
+          </w:tcPr>
+          <w:p>
+            <w:pPr>
+              <w:spacing w:after="0" w:line="240" w:lineRule="auto"/>
+            </w:pPr>
+            <w:r>
+              <w:t>EMPLOYEE_HANDBOOK_EXCERPT-02-4</w:t>
+            </w:r>
+          </w:p>
+        </w:tc>
+        <w:tc>
+          <w:tcPr>
+            <w:tcW w:type="dxa" w:w="2340"/>
+            <w:vAlign w:val="center"/>
+          </w:tcPr>
+          <w:p>
+            <w:pPr>
+              <w:spacing w:after="0" w:line="240" w:lineRule="auto"/>
+            </w:pPr>
+            <w:r>
+              <w:t>Status</w:t>
+            </w:r>
+          </w:p>
+        </w:tc>
+        <w:tc>
+          <w:tcPr>
+            <w:tcW w:type="dxa" w:w="2340"/>
+            <w:vAlign w:val="center"/>
+          </w:tcPr>
+          <w:p>
+            <w:pPr>
+              <w:spacing w:after="0" w:line="240" w:lineRule="auto"/>
+            </w:pPr>
+            <w:r>
+              <w:t>PROPOSED</w:t>
+            </w:r>
+          </w:p>
+        </w:tc>
+        <w:tc>
+          <w:tcPr>
+            <w:tcW w:type="dxa" w:w="2340"/>
+            <w:vAlign w:val="center"/>
+          </w:tcPr>
+          <w:p>
+            <w:pPr>
+              <w:spacing w:after="0" w:line="240" w:lineRule="auto"/>
+            </w:pPr>
+            <w:r>
+              <w:t>Appendix 1, row 4</w:t>
+            </w:r>
+          </w:p>
+        </w:tc>
+      </w:tr>
+    </w:tbl>
+    <w:p>
+      <w:r>
+        <w:br w:type="page"/>
+      </w:r>
+    </w:p>
+    <w:p>
+      <w:pPr>
+        <w:pStyle w:val="Heading1"/>
+      </w:pPr>
+      <w:r>
+        <w:t>Appendix 2: Entity and Relationship Hints</w:t>
+      </w:r>
+    </w:p>
+    <w:p>
+      <w:r>
+        <w:t>Employee Handbook Excerpt synthetic appendix page 3. Domain=policy; slug=employee_handbook_excerpt; fixture markers include HR-HB-2026.2, people-ops@example.test.</w:t>
+      </w:r>
+    </w:p>
+    <w:p>
+      <w:r>
+        <w:t>This page intentionally repeats realistic extraction cues such as dates, amounts, entities, review statuses, and source notes so downstream tests can exercise page references and evidence lineage across a longer document.</w:t>
+      </w:r>
+    </w:p>
+    <w:p>
+      <w:pPr>
+        <w:pStyle w:val="ListBullet"/>
+      </w:pPr>
+      <w:r>
+        <w:t>Evidence item 3.1: page=3; review_status=PROPOSED; confidence_hint=0.81; synthetic_owner=policy-owner-1@example.test.</w:t>
+      </w:r>
+    </w:p>
+    <w:p>
+      <w:pPr>
+        <w:pStyle w:val="ListBullet"/>
+      </w:pPr>
+      <w:r>
+        <w:t>Evidence item 3.2: page=3; review_status=PROPOSED; confidence_hint=0.82; synthetic_owner=policy-owner-2@example.test.</w:t>
+      </w:r>
+    </w:p>
+    <w:p>
+      <w:pPr>
+        <w:pStyle w:val="ListBullet"/>
+      </w:pPr>
+      <w:r>
+        <w:t>Evidence item 3.3: page=3; review_status=PROPOSED; confidence_hint=0.83; synthetic_owner=policy-owner-3@example.test.</w:t>
+      </w:r>
+    </w:p>
+    <w:tbl>
+      <w:tblPr>
+        <w:tblStyle w:val="TableGrid"/>
+        <w:tblW w:type="auto" w:w="0"/>
+        <w:jc w:val="center"/>
+        <w:tblLook w:firstColumn="1" w:firstRow="1" w:lastColumn="0" w:lastRow="0" w:noHBand="0" w:noVBand="1" w:val="04A0"/>
+      </w:tblPr>
+      <w:tblGrid>
+        <w:gridCol w:w="2340"/>
+        <w:gridCol w:w="2340"/>
+        <w:gridCol w:w="2340"/>
+        <w:gridCol w:w="2340"/>
+      </w:tblGrid>
+      <w:tr>
+        <w:tc>
+          <w:tcPr>
+            <w:tcW w:type="dxa" w:w="2340"/>
+            <w:vAlign w:val="center"/>
+            <w:shd w:fill="F2F4F7"/>
+          </w:tcPr>
+          <w:p>
+            <w:pPr>
+              <w:spacing w:after="0" w:line="240" w:lineRule="auto"/>
+            </w:pPr>
+            <w:r>
+              <w:rPr>
+                <w:b/>
+              </w:rPr>
+              <w:t>Record</w:t>
+            </w:r>
+          </w:p>
+        </w:tc>
+        <w:tc>
+          <w:tcPr>
+            <w:tcW w:type="dxa" w:w="2340"/>
+            <w:vAlign w:val="center"/>
+            <w:shd w:fill="F2F4F7"/>
+          </w:tcPr>
+          <w:p>
+            <w:pPr>
+              <w:spacing w:after="0" w:line="240" w:lineRule="auto"/>
+            </w:pPr>
+            <w:r>
+              <w:rPr>
+                <w:b/>
+              </w:rPr>
+              <w:t>Type</w:t>
+            </w:r>
+          </w:p>
+        </w:tc>
+        <w:tc>
+          <w:tcPr>
+            <w:tcW w:type="dxa" w:w="2340"/>
+            <w:vAlign w:val="center"/>
+            <w:shd w:fill="F2F4F7"/>
+          </w:tcPr>
+          <w:p>
+            <w:pPr>
+              <w:spacing w:after="0" w:line="240" w:lineRule="auto"/>
+            </w:pPr>
+            <w:r>
+              <w:rPr>
+                <w:b/>
+              </w:rPr>
+              <w:t>Value</w:t>
+            </w:r>
+          </w:p>
+        </w:tc>
+        <w:tc>
+          <w:tcPr>
+            <w:tcW w:type="dxa" w:w="2340"/>
+            <w:vAlign w:val="center"/>
+            <w:shd w:fill="F2F4F7"/>
+          </w:tcPr>
+          <w:p>
+            <w:pPr>
+              <w:spacing w:after="0" w:line="240" w:lineRule="auto"/>
+            </w:pPr>
+            <w:r>
+              <w:rPr>
+                <w:b/>
+              </w:rPr>
+              <w:t>Evidence</w:t>
+            </w:r>
+          </w:p>
+        </w:tc>
+      </w:tr>
+      <w:tr>
+        <w:tc>
+          <w:tcPr>
+            <w:tcW w:type="dxa" w:w="2340"/>
+            <w:vAlign w:val="center"/>
+          </w:tcPr>
+          <w:p>
+            <w:pPr>
+              <w:spacing w:after="0" w:line="240" w:lineRule="auto"/>
+            </w:pPr>
+            <w:r>
+              <w:t>EMPLOYEE_HANDBOOK_EXCERPT-03-1</w:t>
+            </w:r>
+          </w:p>
+        </w:tc>
+        <w:tc>
+          <w:tcPr>
+            <w:tcW w:type="dxa" w:w="2340"/>
+            <w:vAlign w:val="center"/>
+          </w:tcPr>
+          <w:p>
+            <w:pPr>
+              <w:spacing w:after="0" w:line="240" w:lineRule="auto"/>
+            </w:pPr>
+            <w:r>
+              <w:t>Date</w:t>
+            </w:r>
+          </w:p>
+        </w:tc>
+        <w:tc>
+          <w:tcPr>
+            <w:tcW w:type="dxa" w:w="2340"/>
+            <w:vAlign w:val="center"/>
+          </w:tcPr>
+          <w:p>
+            <w:pPr>
+              <w:spacing w:after="0" w:line="240" w:lineRule="auto"/>
+            </w:pPr>
+            <w:r>
+              <w:t>2026-03-11</w:t>
+            </w:r>
+          </w:p>
+        </w:tc>
+        <w:tc>
+          <w:tcPr>
+            <w:tcW w:type="dxa" w:w="2340"/>
+            <w:vAlign w:val="center"/>
+          </w:tcPr>
+          <w:p>
+            <w:pPr>
+              <w:spacing w:after="0" w:line="240" w:lineRule="auto"/>
+            </w:pPr>
+            <w:r>
+              <w:t>Appendix 2, row 1</w:t>
+            </w:r>
+          </w:p>
+        </w:tc>
+      </w:tr>
+      <w:tr>
+        <w:tc>
+          <w:tcPr>
+            <w:tcW w:type="dxa" w:w="2340"/>
+            <w:vAlign w:val="center"/>
+          </w:tcPr>
+          <w:p>
+            <w:pPr>
+              <w:spacing w:after="0" w:line="240" w:lineRule="auto"/>
+            </w:pPr>
+            <w:r>
+              <w:t>EMPLOYEE_HANDBOOK_EXCERPT-03-2</w:t>
+            </w:r>
+          </w:p>
+        </w:tc>
+        <w:tc>
+          <w:tcPr>
+            <w:tcW w:type="dxa" w:w="2340"/>
+            <w:vAlign w:val="center"/>
+          </w:tcPr>
+          <w:p>
+            <w:pPr>
+              <w:spacing w:after="0" w:line="240" w:lineRule="auto"/>
+            </w:pPr>
+            <w:r>
+              <w:t>Entity</w:t>
+            </w:r>
+          </w:p>
+        </w:tc>
+        <w:tc>
+          <w:tcPr>
+            <w:tcW w:type="dxa" w:w="2340"/>
+            <w:vAlign w:val="center"/>
+          </w:tcPr>
+          <w:p>
+            <w:pPr>
+              <w:spacing w:after="0" w:line="240" w:lineRule="auto"/>
+            </w:pPr>
+            <w:r>
+              <w:t>people-ops@example.test</w:t>
+            </w:r>
+          </w:p>
+        </w:tc>
+        <w:tc>
+          <w:tcPr>
+            <w:tcW w:type="dxa" w:w="2340"/>
+            <w:vAlign w:val="center"/>
+          </w:tcPr>
+          <w:p>
+            <w:pPr>
+              <w:spacing w:after="0" w:line="240" w:lineRule="auto"/>
+            </w:pPr>
+            <w:r>
+              <w:t>Appendix 2, row 2</w:t>
+            </w:r>
+          </w:p>
+        </w:tc>
+      </w:tr>
+      <w:tr>
+        <w:tc>
+          <w:tcPr>
+            <w:tcW w:type="dxa" w:w="2340"/>
+            <w:vAlign w:val="center"/>
+          </w:tcPr>
+          <w:p>
+            <w:pPr>
+              <w:spacing w:after="0" w:line="240" w:lineRule="auto"/>
+            </w:pPr>
+            <w:r>
+              <w:t>EMPLOYEE_HANDBOOK_EXCERPT-03-3</w:t>
+            </w:r>
+          </w:p>
+        </w:tc>
+        <w:tc>
+          <w:tcPr>
+            <w:tcW w:type="dxa" w:w="2340"/>
+            <w:vAlign w:val="center"/>
+          </w:tcPr>
+          <w:p>
+            <w:pPr>
+              <w:spacing w:after="0" w:line="240" w:lineRule="auto"/>
+            </w:pPr>
+            <w:r>
+              <w:t>Amount</w:t>
+            </w:r>
+          </w:p>
+        </w:tc>
+        <w:tc>
+          <w:tcPr>
+            <w:tcW w:type="dxa" w:w="2340"/>
+            <w:vAlign w:val="center"/>
+          </w:tcPr>
+          <w:p>
+            <w:pPr>
+              <w:spacing w:after="0" w:line="240" w:lineRule="auto"/>
+            </w:pPr>
+            <w:r>
+              <w:t>$1,233.00</w:t>
+            </w:r>
+          </w:p>
+        </w:tc>
+        <w:tc>
+          <w:tcPr>
+            <w:tcW w:type="dxa" w:w="2340"/>
+            <w:vAlign w:val="center"/>
+          </w:tcPr>
+          <w:p>
+            <w:pPr>
+              <w:spacing w:after="0" w:line="240" w:lineRule="auto"/>
+            </w:pPr>
+            <w:r>
+              <w:t>Appendix 2, row 3</w:t>
+            </w:r>
+          </w:p>
+        </w:tc>
+      </w:tr>
+      <w:tr>
+        <w:tc>
+          <w:tcPr>
+            <w:tcW w:type="dxa" w:w="2340"/>
+            <w:vAlign w:val="center"/>
+          </w:tcPr>
+          <w:p>
+            <w:pPr>
+              <w:spacing w:after="0" w:line="240" w:lineRule="auto"/>
+            </w:pPr>
+            <w:r>
+              <w:t>EMPLOYEE_HANDBOOK_EXCERPT-03-4</w:t>
+            </w:r>
+          </w:p>
+        </w:tc>
+        <w:tc>
+          <w:tcPr>
+            <w:tcW w:type="dxa" w:w="2340"/>
+            <w:vAlign w:val="center"/>
+          </w:tcPr>
+          <w:p>
+            <w:pPr>
+              <w:spacing w:after="0" w:line="240" w:lineRule="auto"/>
+            </w:pPr>
+            <w:r>
+              <w:t>Status</w:t>
+            </w:r>
+          </w:p>
+        </w:tc>
+        <w:tc>
+          <w:tcPr>
+            <w:tcW w:type="dxa" w:w="2340"/>
+            <w:vAlign w:val="center"/>
+          </w:tcPr>
+          <w:p>
+            <w:pPr>
+              <w:spacing w:after="0" w:line="240" w:lineRule="auto"/>
+            </w:pPr>
+            <w:r>
+              <w:t>PROPOSED</w:t>
+            </w:r>
+          </w:p>
+        </w:tc>
+        <w:tc>
+          <w:tcPr>
+            <w:tcW w:type="dxa" w:w="2340"/>
+            <w:vAlign w:val="center"/>
+          </w:tcPr>
+          <w:p>
+            <w:pPr>
+              <w:spacing w:after="0" w:line="240" w:lineRule="auto"/>
+            </w:pPr>
+            <w:r>
+              <w:t>Appendix 2, row 4</w:t>
+            </w:r>
+          </w:p>
+        </w:tc>
+      </w:tr>
+    </w:tbl>
+    <w:p>
+      <w:r>
+        <w:br w:type="page"/>
+      </w:r>
+    </w:p>
+    <w:p>
+      <w:pPr>
+        <w:pStyle w:val="Heading1"/>
+      </w:pPr>
+      <w:r>
+        <w:t>Appendix 3: Review Queue Notes</w:t>
+      </w:r>
+    </w:p>
+    <w:p>
+      <w:r>
+        <w:t>Employee Handbook Excerpt synthetic appendix page 4. Domain=policy; slug=employee_handbook_excerpt; fixture markers include HR-HB-2026.2, people-ops@example.test.</w:t>
+      </w:r>
+    </w:p>
+    <w:p>
+      <w:r>
+        <w:t>This page intentionally repeats realistic extraction cues such as dates, amounts, entities, review statuses, and source notes so downstream tests can exercise page references and evidence lineage across a longer document.</w:t>
+      </w:r>
+    </w:p>
+    <w:p>
+      <w:pPr>
+        <w:pStyle w:val="ListBullet"/>
+      </w:pPr>
+      <w:r>
+        <w:t>Evidence item 4.1: page=4; review_status=PROPOSED; confidence_hint=0.81; synthetic_owner=policy-owner-1@example.test.</w:t>
+      </w:r>
+    </w:p>
+    <w:p>
+      <w:pPr>
+        <w:pStyle w:val="ListBullet"/>
+      </w:pPr>
+      <w:r>
+        <w:t>Evidence item 4.2: page=4; review_status=PROPOSED; confidence_hint=0.82; synthetic_owner=policy-owner-2@example.test.</w:t>
+      </w:r>
+    </w:p>
+    <w:p>
+      <w:pPr>
+        <w:pStyle w:val="ListBullet"/>
+      </w:pPr>
+      <w:r>
+        <w:t>Evidence item 4.3: page=4; review_status=PROPOSED; confidence_hint=0.83; synthetic_owner=policy-owner-3@example.test.</w:t>
+      </w:r>
+    </w:p>
+    <w:tbl>
+      <w:tblPr>
+        <w:tblStyle w:val="TableGrid"/>
+        <w:tblW w:type="auto" w:w="0"/>
+        <w:jc w:val="center"/>
+        <w:tblLook w:firstColumn="1" w:firstRow="1" w:lastColumn="0" w:lastRow="0" w:noHBand="0" w:noVBand="1" w:val="04A0"/>
+      </w:tblPr>
+      <w:tblGrid>
+        <w:gridCol w:w="2340"/>
+        <w:gridCol w:w="2340"/>
+        <w:gridCol w:w="2340"/>
+        <w:gridCol w:w="2340"/>
+      </w:tblGrid>
+      <w:tr>
+        <w:tc>
+          <w:tcPr>
+            <w:tcW w:type="dxa" w:w="2340"/>
+            <w:vAlign w:val="center"/>
+            <w:shd w:fill="F2F4F7"/>
+          </w:tcPr>
+          <w:p>
+            <w:pPr>
+              <w:spacing w:after="0" w:line="240" w:lineRule="auto"/>
+            </w:pPr>
+            <w:r>
+              <w:rPr>
+                <w:b/>
+              </w:rPr>
+              <w:t>Record</w:t>
+            </w:r>
+          </w:p>
+        </w:tc>
+        <w:tc>
+          <w:tcPr>
+            <w:tcW w:type="dxa" w:w="2340"/>
+            <w:vAlign w:val="center"/>
+            <w:shd w:fill="F2F4F7"/>
+          </w:tcPr>
+          <w:p>
+            <w:pPr>
+              <w:spacing w:after="0" w:line="240" w:lineRule="auto"/>
+            </w:pPr>
+            <w:r>
+              <w:rPr>
+                <w:b/>
+              </w:rPr>
+              <w:t>Type</w:t>
+            </w:r>
+          </w:p>
+        </w:tc>
+        <w:tc>
+          <w:tcPr>
+            <w:tcW w:type="dxa" w:w="2340"/>
+            <w:vAlign w:val="center"/>
+            <w:shd w:fill="F2F4F7"/>
+          </w:tcPr>
+          <w:p>
+            <w:pPr>
+              <w:spacing w:after="0" w:line="240" w:lineRule="auto"/>
+            </w:pPr>
+            <w:r>
+              <w:rPr>
+                <w:b/>
+              </w:rPr>
+              <w:t>Value</w:t>
+            </w:r>
+          </w:p>
+        </w:tc>
+        <w:tc>
+          <w:tcPr>
+            <w:tcW w:type="dxa" w:w="2340"/>
+            <w:vAlign w:val="center"/>
+            <w:shd w:fill="F2F4F7"/>
+          </w:tcPr>
+          <w:p>
+            <w:pPr>
+              <w:spacing w:after="0" w:line="240" w:lineRule="auto"/>
+            </w:pPr>
+            <w:r>
+              <w:rPr>
+                <w:b/>
+              </w:rPr>
+              <w:t>Evidence</w:t>
+            </w:r>
+          </w:p>
+        </w:tc>
+      </w:tr>
+      <w:tr>
+        <w:tc>
+          <w:tcPr>
+            <w:tcW w:type="dxa" w:w="2340"/>
+            <w:vAlign w:val="center"/>
+          </w:tcPr>
+          <w:p>
+            <w:pPr>
+              <w:spacing w:after="0" w:line="240" w:lineRule="auto"/>
+            </w:pPr>
+            <w:r>
+              <w:t>EMPLOYEE_HANDBOOK_EXCERPT-04-1</w:t>
+            </w:r>
+          </w:p>
+        </w:tc>
+        <w:tc>
+          <w:tcPr>
+            <w:tcW w:type="dxa" w:w="2340"/>
+            <w:vAlign w:val="center"/>
+          </w:tcPr>
+          <w:p>
+            <w:pPr>
+              <w:spacing w:after="0" w:line="240" w:lineRule="auto"/>
+            </w:pPr>
+            <w:r>
+              <w:t>Date</w:t>
+            </w:r>
+          </w:p>
+        </w:tc>
+        <w:tc>
+          <w:tcPr>
+            <w:tcW w:type="dxa" w:w="2340"/>
+            <w:vAlign w:val="center"/>
+          </w:tcPr>
+          <w:p>
+            <w:pPr>
+              <w:spacing w:after="0" w:line="240" w:lineRule="auto"/>
+            </w:pPr>
+            <w:r>
+              <w:t>2026-04-11</w:t>
+            </w:r>
+          </w:p>
+        </w:tc>
+        <w:tc>
+          <w:tcPr>
+            <w:tcW w:type="dxa" w:w="2340"/>
+            <w:vAlign w:val="center"/>
+          </w:tcPr>
+          <w:p>
+            <w:pPr>
+              <w:spacing w:after="0" w:line="240" w:lineRule="auto"/>
+            </w:pPr>
+            <w:r>
+              <w:t>Appendix 3, row 1</w:t>
+            </w:r>
+          </w:p>
+        </w:tc>
+      </w:tr>
+      <w:tr>
+        <w:tc>
+          <w:tcPr>
+            <w:tcW w:type="dxa" w:w="2340"/>
+            <w:vAlign w:val="center"/>
+          </w:tcPr>
+          <w:p>
+            <w:pPr>
+              <w:spacing w:after="0" w:line="240" w:lineRule="auto"/>
+            </w:pPr>
+            <w:r>
+              <w:t>EMPLOYEE_HANDBOOK_EXCERPT-04-2</w:t>
+            </w:r>
+          </w:p>
+        </w:tc>
+        <w:tc>
+          <w:tcPr>
+            <w:tcW w:type="dxa" w:w="2340"/>
+            <w:vAlign w:val="center"/>
+          </w:tcPr>
+          <w:p>
+            <w:pPr>
+              <w:spacing w:after="0" w:line="240" w:lineRule="auto"/>
+            </w:pPr>
+            <w:r>
+              <w:t>Entity</w:t>
+            </w:r>
+          </w:p>
+        </w:tc>
+        <w:tc>
+          <w:tcPr>
+            <w:tcW w:type="dxa" w:w="2340"/>
+            <w:vAlign w:val="center"/>
+          </w:tcPr>
+          <w:p>
+            <w:pPr>
+              <w:spacing w:after="0" w:line="240" w:lineRule="auto"/>
+            </w:pPr>
+            <w:r>
+              <w:t>people-ops@example.test</w:t>
+            </w:r>
+          </w:p>
+        </w:tc>
+        <w:tc>
+          <w:tcPr>
+            <w:tcW w:type="dxa" w:w="2340"/>
+            <w:vAlign w:val="center"/>
+          </w:tcPr>
+          <w:p>
+            <w:pPr>
+              <w:spacing w:after="0" w:line="240" w:lineRule="auto"/>
+            </w:pPr>
+            <w:r>
+              <w:t>Appendix 3, row 2</w:t>
+            </w:r>
+          </w:p>
+        </w:tc>
+      </w:tr>
+      <w:tr>
+        <w:tc>
+          <w:tcPr>
+            <w:tcW w:type="dxa" w:w="2340"/>
+            <w:vAlign w:val="center"/>
+          </w:tcPr>
+          <w:p>
+            <w:pPr>
+              <w:spacing w:after="0" w:line="240" w:lineRule="auto"/>
+            </w:pPr>
+            <w:r>
+              <w:t>EMPLOYEE_HANDBOOK_EXCERPT-04-3</w:t>
+            </w:r>
+          </w:p>
+        </w:tc>
+        <w:tc>
+          <w:tcPr>
+            <w:tcW w:type="dxa" w:w="2340"/>
+            <w:vAlign w:val="center"/>
+          </w:tcPr>
+          <w:p>
+            <w:pPr>
+              <w:spacing w:after="0" w:line="240" w:lineRule="auto"/>
+            </w:pPr>
+            <w:r>
+              <w:t>Amount</w:t>
+            </w:r>
+          </w:p>
+        </w:tc>
+        <w:tc>
+          <w:tcPr>
+            <w:tcW w:type="dxa" w:w="2340"/>
+            <w:vAlign w:val="center"/>
+          </w:tcPr>
+          <w:p>
+            <w:pPr>
+              <w:spacing w:after="0" w:line="240" w:lineRule="auto"/>
+            </w:pPr>
+            <w:r>
+              <w:t>$1,644.00</w:t>
+            </w:r>
+          </w:p>
+        </w:tc>
+        <w:tc>
+          <w:tcPr>
+            <w:tcW w:type="dxa" w:w="2340"/>
+            <w:vAlign w:val="center"/>
+          </w:tcPr>
+          <w:p>
+            <w:pPr>
+              <w:spacing w:after="0" w:line="240" w:lineRule="auto"/>
+            </w:pPr>
+            <w:r>
+              <w:t>Appendix 3, row 3</w:t>
+            </w:r>
+          </w:p>
+        </w:tc>
+      </w:tr>
+      <w:tr>
+        <w:tc>
+          <w:tcPr>
+            <w:tcW w:type="dxa" w:w="2340"/>
+            <w:vAlign w:val="center"/>
+          </w:tcPr>
+          <w:p>
+            <w:pPr>
+              <w:spacing w:after="0" w:line="240" w:lineRule="auto"/>
+            </w:pPr>
+            <w:r>
+              <w:t>EMPLOYEE_HANDBOOK_EXCERPT-04-4</w:t>
+            </w:r>
+          </w:p>
+        </w:tc>
+        <w:tc>
+          <w:tcPr>
+            <w:tcW w:type="dxa" w:w="2340"/>
+            <w:vAlign w:val="center"/>
+          </w:tcPr>
+          <w:p>
+            <w:pPr>
+              <w:spacing w:after="0" w:line="240" w:lineRule="auto"/>
+            </w:pPr>
+            <w:r>
+              <w:t>Status</w:t>
+            </w:r>
+          </w:p>
+        </w:tc>
+        <w:tc>
+          <w:tcPr>
+            <w:tcW w:type="dxa" w:w="2340"/>
+            <w:vAlign w:val="center"/>
+          </w:tcPr>
+          <w:p>
+            <w:pPr>
+              <w:spacing w:after="0" w:line="240" w:lineRule="auto"/>
+            </w:pPr>
+            <w:r>
+              <w:t>PROPOSED</w:t>
+            </w:r>
+          </w:p>
+        </w:tc>
+        <w:tc>
+          <w:tcPr>
+            <w:tcW w:type="dxa" w:w="2340"/>
+            <w:vAlign w:val="center"/>
+          </w:tcPr>
+          <w:p>
+            <w:pPr>
+              <w:spacing w:after="0" w:line="240" w:lineRule="auto"/>
+            </w:pPr>
+            <w:r>
+              <w:t>Appendix 3, row 4</w:t>
+            </w:r>
+          </w:p>
+        </w:tc>
+      </w:tr>
+    </w:tbl>
+    <w:p>
+      <w:r>
+        <w:br w:type="page"/>
+      </w:r>
+    </w:p>
+    <w:p>
+      <w:pPr>
+        <w:pStyle w:val="Heading1"/>
+      </w:pPr>
+      <w:r>
+        <w:t>Appendix 4: Quality Warnings</w:t>
+      </w:r>
+    </w:p>
+    <w:p>
+      <w:r>
+        <w:t>Employee Handbook Excerpt synthetic appendix page 5. Domain=policy; slug=employee_handbook_excerpt; fixture markers include HR-HB-2026.2, people-ops@example.test.</w:t>
+      </w:r>
+    </w:p>
+    <w:p>
+      <w:r>
+        <w:t>This page intentionally repeats realistic extraction cues such as dates, amounts, entities, review statuses, and source notes so downstream tests can exercise page references and evidence lineage across a longer document.</w:t>
+      </w:r>
+    </w:p>
+    <w:p>
+      <w:pPr>
+        <w:pStyle w:val="ListBullet"/>
+      </w:pPr>
+      <w:r>
+        <w:t>Evidence item 5.1: page=5; review_status=PROPOSED; confidence_hint=0.81; synthetic_owner=policy-owner-1@example.test.</w:t>
+      </w:r>
+    </w:p>
+    <w:p>
+      <w:pPr>
+        <w:pStyle w:val="ListBullet"/>
+      </w:pPr>
+      <w:r>
+        <w:t>Evidence item 5.2: page=5; review_status=PROPOSED; confidence_hint=0.82; synthetic_owner=policy-owner-2@example.test.</w:t>
+      </w:r>
+    </w:p>
+    <w:p>
+      <w:pPr>
+        <w:pStyle w:val="ListBullet"/>
+      </w:pPr>
+      <w:r>
+        <w:t>Evidence item 5.3: page=5; review_status=PROPOSED; confidence_hint=0.83; synthetic_owner=policy-owner-3@example.test.</w:t>
+      </w:r>
+    </w:p>
+    <w:tbl>
+      <w:tblPr>
+        <w:tblStyle w:val="TableGrid"/>
+        <w:tblW w:type="auto" w:w="0"/>
+        <w:jc w:val="center"/>
+        <w:tblLook w:firstColumn="1" w:firstRow="1" w:lastColumn="0" w:lastRow="0" w:noHBand="0" w:noVBand="1" w:val="04A0"/>
+      </w:tblPr>
+      <w:tblGrid>
+        <w:gridCol w:w="2340"/>
+        <w:gridCol w:w="2340"/>
+        <w:gridCol w:w="2340"/>
+        <w:gridCol w:w="2340"/>
+      </w:tblGrid>
+      <w:tr>
+        <w:tc>
+          <w:tcPr>
+            <w:tcW w:type="dxa" w:w="2340"/>
+            <w:vAlign w:val="center"/>
+            <w:shd w:fill="F2F4F7"/>
+          </w:tcPr>
+          <w:p>
+            <w:pPr>
+              <w:spacing w:after="0" w:line="240" w:lineRule="auto"/>
+            </w:pPr>
+            <w:r>
+              <w:rPr>
+                <w:b/>
+              </w:rPr>
+              <w:t>Record</w:t>
+            </w:r>
+          </w:p>
+        </w:tc>
+        <w:tc>
+          <w:tcPr>
+            <w:tcW w:type="dxa" w:w="2340"/>
+            <w:vAlign w:val="center"/>
+            <w:shd w:fill="F2F4F7"/>
+          </w:tcPr>
+          <w:p>
+            <w:pPr>
+              <w:spacing w:after="0" w:line="240" w:lineRule="auto"/>
+            </w:pPr>
+            <w:r>
+              <w:rPr>
+                <w:b/>
+              </w:rPr>
+              <w:t>Type</w:t>
+            </w:r>
+          </w:p>
+        </w:tc>
+        <w:tc>
+          <w:tcPr>
+            <w:tcW w:type="dxa" w:w="2340"/>
+            <w:vAlign w:val="center"/>
+            <w:shd w:fill="F2F4F7"/>
+          </w:tcPr>
+          <w:p>
+            <w:pPr>
+              <w:spacing w:after="0" w:line="240" w:lineRule="auto"/>
+            </w:pPr>
+            <w:r>
+              <w:rPr>
+                <w:b/>
+              </w:rPr>
+              <w:t>Value</w:t>
+            </w:r>
+          </w:p>
+        </w:tc>
+        <w:tc>
+          <w:tcPr>
+            <w:tcW w:type="dxa" w:w="2340"/>
+            <w:vAlign w:val="center"/>
+            <w:shd w:fill="F2F4F7"/>
+          </w:tcPr>
+          <w:p>
+            <w:pPr>
+              <w:spacing w:after="0" w:line="240" w:lineRule="auto"/>
+            </w:pPr>
+            <w:r>
+              <w:rPr>
+                <w:b/>
+              </w:rPr>
+              <w:t>Evidence</w:t>
+            </w:r>
+          </w:p>
+        </w:tc>
+      </w:tr>
+      <w:tr>
+        <w:tc>
+          <w:tcPr>
+            <w:tcW w:type="dxa" w:w="2340"/>
+            <w:vAlign w:val="center"/>
+          </w:tcPr>
+          <w:p>
+            <w:pPr>
+              <w:spacing w:after="0" w:line="240" w:lineRule="auto"/>
+            </w:pPr>
+            <w:r>
+              <w:t>EMPLOYEE_HANDBOOK_EXCERPT-05-1</w:t>
+            </w:r>
+          </w:p>
+        </w:tc>
+        <w:tc>
+          <w:tcPr>
+            <w:tcW w:type="dxa" w:w="2340"/>
+            <w:vAlign w:val="center"/>
+          </w:tcPr>
+          <w:p>
+            <w:pPr>
+              <w:spacing w:after="0" w:line="240" w:lineRule="auto"/>
+            </w:pPr>
+            <w:r>
+              <w:t>Date</w:t>
+            </w:r>
+          </w:p>
+        </w:tc>
+        <w:tc>
+          <w:tcPr>
+            <w:tcW w:type="dxa" w:w="2340"/>
+            <w:vAlign w:val="center"/>
+          </w:tcPr>
+          <w:p>
+            <w:pPr>
+              <w:spacing w:after="0" w:line="240" w:lineRule="auto"/>
+            </w:pPr>
+            <w:r>
+              <w:t>2026-05-11</w:t>
+            </w:r>
+          </w:p>
+        </w:tc>
+        <w:tc>
+          <w:tcPr>
+            <w:tcW w:type="dxa" w:w="2340"/>
+            <w:vAlign w:val="center"/>
+          </w:tcPr>
+          <w:p>
+            <w:pPr>
+              <w:spacing w:after="0" w:line="240" w:lineRule="auto"/>
+            </w:pPr>
+            <w:r>
+              <w:t>Appendix 4, row 1</w:t>
+            </w:r>
+          </w:p>
+        </w:tc>
+      </w:tr>
+      <w:tr>
+        <w:tc>
+          <w:tcPr>
+            <w:tcW w:type="dxa" w:w="2340"/>
+            <w:vAlign w:val="center"/>
+          </w:tcPr>
+          <w:p>
+            <w:pPr>
+              <w:spacing w:after="0" w:line="240" w:lineRule="auto"/>
+            </w:pPr>
+            <w:r>
+              <w:t>EMPLOYEE_HANDBOOK_EXCERPT-05-2</w:t>
+            </w:r>
+          </w:p>
+        </w:tc>
+        <w:tc>
+          <w:tcPr>
+            <w:tcW w:type="dxa" w:w="2340"/>
+            <w:vAlign w:val="center"/>
+          </w:tcPr>
+          <w:p>
+            <w:pPr>
+              <w:spacing w:after="0" w:line="240" w:lineRule="auto"/>
+            </w:pPr>
+            <w:r>
+              <w:t>Entity</w:t>
+            </w:r>
+          </w:p>
+        </w:tc>
+        <w:tc>
+          <w:tcPr>
+            <w:tcW w:type="dxa" w:w="2340"/>
+            <w:vAlign w:val="center"/>
+          </w:tcPr>
+          <w:p>
+            <w:pPr>
+              <w:spacing w:after="0" w:line="240" w:lineRule="auto"/>
+            </w:pPr>
+            <w:r>
+              <w:t>people-ops@example.test</w:t>
+            </w:r>
+          </w:p>
+        </w:tc>
+        <w:tc>
+          <w:tcPr>
+            <w:tcW w:type="dxa" w:w="2340"/>
+            <w:vAlign w:val="center"/>
+          </w:tcPr>
+          <w:p>
+            <w:pPr>
+              <w:spacing w:after="0" w:line="240" w:lineRule="auto"/>
+            </w:pPr>
+            <w:r>
+              <w:t>Appendix 4, row 2</w:t>
+            </w:r>
+          </w:p>
+        </w:tc>
+      </w:tr>
+      <w:tr>
+        <w:tc>
+          <w:tcPr>
+            <w:tcW w:type="dxa" w:w="2340"/>
+            <w:vAlign w:val="center"/>
+          </w:tcPr>
+          <w:p>
+            <w:pPr>
+              <w:spacing w:after="0" w:line="240" w:lineRule="auto"/>
+            </w:pPr>
+            <w:r>
+              <w:t>EMPLOYEE_HANDBOOK_EXCERPT-05-3</w:t>
+            </w:r>
+          </w:p>
+        </w:tc>
+        <w:tc>
+          <w:tcPr>
+            <w:tcW w:type="dxa" w:w="2340"/>
+            <w:vAlign w:val="center"/>
+          </w:tcPr>
+          <w:p>
+            <w:pPr>
+              <w:spacing w:after="0" w:line="240" w:lineRule="auto"/>
+            </w:pPr>
+            <w:r>
+              <w:t>Amount</w:t>
+            </w:r>
+          </w:p>
+        </w:tc>
+        <w:tc>
+          <w:tcPr>
+            <w:tcW w:type="dxa" w:w="2340"/>
+            <w:vAlign w:val="center"/>
+          </w:tcPr>
+          <w:p>
+            <w:pPr>
+              <w:spacing w:after="0" w:line="240" w:lineRule="auto"/>
+            </w:pPr>
+            <w:r>
+              <w:t>$2,055.00</w:t>
+            </w:r>
+          </w:p>
+        </w:tc>
+        <w:tc>
+          <w:tcPr>
+            <w:tcW w:type="dxa" w:w="2340"/>
+            <w:vAlign w:val="center"/>
+          </w:tcPr>
+          <w:p>
+            <w:pPr>
+              <w:spacing w:after="0" w:line="240" w:lineRule="auto"/>
+            </w:pPr>
+            <w:r>
+              <w:t>Appendix 4, row 3</w:t>
+            </w:r>
+          </w:p>
+        </w:tc>
+      </w:tr>
+      <w:tr>
+        <w:tc>
+          <w:tcPr>
+            <w:tcW w:type="dxa" w:w="2340"/>
+            <w:vAlign w:val="center"/>
+          </w:tcPr>
+          <w:p>
+            <w:pPr>
+              <w:spacing w:after="0" w:line="240" w:lineRule="auto"/>
+            </w:pPr>
+            <w:r>
+              <w:t>EMPLOYEE_HANDBOOK_EXCERPT-05-4</w:t>
+            </w:r>
+          </w:p>
+        </w:tc>
+        <w:tc>
+          <w:tcPr>
+            <w:tcW w:type="dxa" w:w="2340"/>
+            <w:vAlign w:val="center"/>
+          </w:tcPr>
+          <w:p>
+            <w:pPr>
+              <w:spacing w:after="0" w:line="240" w:lineRule="auto"/>
+            </w:pPr>
+            <w:r>
+              <w:t>Status</w:t>
+            </w:r>
+          </w:p>
+        </w:tc>
+        <w:tc>
+          <w:tcPr>
+            <w:tcW w:type="dxa" w:w="2340"/>
+            <w:vAlign w:val="center"/>
+          </w:tcPr>
+          <w:p>
+            <w:pPr>
+              <w:spacing w:after="0" w:line="240" w:lineRule="auto"/>
+            </w:pPr>
+            <w:r>
+              <w:t>PROPOSED</w:t>
+            </w:r>
+          </w:p>
+        </w:tc>
+        <w:tc>
+          <w:tcPr>
+            <w:tcW w:type="dxa" w:w="2340"/>
+            <w:vAlign w:val="center"/>
+          </w:tcPr>
+          <w:p>
+            <w:pPr>
+              <w:spacing w:after="0" w:line="240" w:lineRule="auto"/>
+            </w:pPr>
+            <w:r>
+              <w:t>Appendix 4, row 4</w:t>
+            </w:r>
+          </w:p>
+        </w:tc>
+      </w:tr>
+    </w:tbl>
+    <w:p>
+      <w:r>
+        <w:br w:type="page"/>
+      </w:r>
+    </w:p>
+    <w:p>
+      <w:pPr>
+        <w:pStyle w:val="Heading1"/>
+      </w:pPr>
+      <w:r>
+        <w:t>Appendix 5: Chunking Boundary Stress</w:t>
+      </w:r>
+    </w:p>
+    <w:p>
+      <w:r>
+        <w:t>Employee Handbook Excerpt synthetic appendix page 6. Domain=policy; slug=employee_handbook_excerpt; fixture markers include HR-HB-2026.2, people-ops@example.test.</w:t>
+      </w:r>
+    </w:p>
+    <w:p>
+      <w:r>
+        <w:t>This page intentionally repeats realistic extraction cues such as dates, amounts, entities, review statuses, and source notes so downstream tests can exercise page references and evidence lineage across a longer document.</w:t>
+      </w:r>
+    </w:p>
+    <w:p>
+      <w:pPr>
+        <w:pStyle w:val="ListBullet"/>
+      </w:pPr>
+      <w:r>
+        <w:t>Evidence item 6.1: page=6; review_status=PROPOSED; confidence_hint=0.81; synthetic_owner=policy-owner-1@example.test.</w:t>
+      </w:r>
+    </w:p>
+    <w:p>
+      <w:pPr>
+        <w:pStyle w:val="ListBullet"/>
+      </w:pPr>
+      <w:r>
+        <w:t>Evidence item 6.2: page=6; review_status=PROPOSED; confidence_hint=0.82; synthetic_owner=policy-owner-2@example.test.</w:t>
+      </w:r>
+    </w:p>
+    <w:p>
+      <w:pPr>
+        <w:pStyle w:val="ListBullet"/>
+      </w:pPr>
+      <w:r>
+        <w:t>Evidence item 6.3: page=6; review_status=PROPOSED; confidence_hint=0.83; synthetic_owner=policy-owner-3@example.test.</w:t>
+      </w:r>
+    </w:p>
+    <w:tbl>
+      <w:tblPr>
+        <w:tblStyle w:val="TableGrid"/>
+        <w:tblW w:type="auto" w:w="0"/>
+        <w:jc w:val="center"/>
+        <w:tblLook w:firstColumn="1" w:firstRow="1" w:lastColumn="0" w:lastRow="0" w:noHBand="0" w:noVBand="1" w:val="04A0"/>
+      </w:tblPr>
+      <w:tblGrid>
+        <w:gridCol w:w="2340"/>
+        <w:gridCol w:w="2340"/>
+        <w:gridCol w:w="2340"/>
+        <w:gridCol w:w="2340"/>
+      </w:tblGrid>
+      <w:tr>
+        <w:tc>
+          <w:tcPr>
+            <w:tcW w:type="dxa" w:w="2340"/>
+            <w:vAlign w:val="center"/>
+            <w:shd w:fill="F2F4F7"/>
+          </w:tcPr>
+          <w:p>
+            <w:pPr>
+              <w:spacing w:after="0" w:line="240" w:lineRule="auto"/>
+            </w:pPr>
+            <w:r>
+              <w:rPr>
+                <w:b/>
+              </w:rPr>
+              <w:t>Record</w:t>
+            </w:r>
+          </w:p>
+        </w:tc>
+        <w:tc>
+          <w:tcPr>
+            <w:tcW w:type="dxa" w:w="2340"/>
+            <w:vAlign w:val="center"/>
+            <w:shd w:fill="F2F4F7"/>
+          </w:tcPr>
+          <w:p>
+            <w:pPr>
+              <w:spacing w:after="0" w:line="240" w:lineRule="auto"/>
+            </w:pPr>
+            <w:r>
+              <w:rPr>
+                <w:b/>
+              </w:rPr>
+              <w:t>Type</w:t>
+            </w:r>
+          </w:p>
+        </w:tc>
+        <w:tc>
+          <w:tcPr>
+            <w:tcW w:type="dxa" w:w="2340"/>
+            <w:vAlign w:val="center"/>
+            <w:shd w:fill="F2F4F7"/>
+          </w:tcPr>
+          <w:p>
+            <w:pPr>
+              <w:spacing w:after="0" w:line="240" w:lineRule="auto"/>
+            </w:pPr>
+            <w:r>
+              <w:rPr>
+                <w:b/>
+              </w:rPr>
+              <w:t>Value</w:t>
+            </w:r>
+          </w:p>
+        </w:tc>
+        <w:tc>
+          <w:tcPr>
+            <w:tcW w:type="dxa" w:w="2340"/>
+            <w:vAlign w:val="center"/>
+            <w:shd w:fill="F2F4F7"/>
+          </w:tcPr>
+          <w:p>
+            <w:pPr>
+              <w:spacing w:after="0" w:line="240" w:lineRule="auto"/>
+            </w:pPr>
+            <w:r>
+              <w:rPr>
+                <w:b/>
+              </w:rPr>
+              <w:t>Evidence</w:t>
+            </w:r>
+          </w:p>
+        </w:tc>
+      </w:tr>
+      <w:tr>
+        <w:tc>
+          <w:tcPr>
+            <w:tcW w:type="dxa" w:w="2340"/>
+            <w:vAlign w:val="center"/>
+          </w:tcPr>
+          <w:p>
+            <w:pPr>
+              <w:spacing w:after="0" w:line="240" w:lineRule="auto"/>
+            </w:pPr>
+            <w:r>
+              <w:t>EMPLOYEE_HANDBOOK_EXCERPT-06-1</w:t>
+            </w:r>
+          </w:p>
+        </w:tc>
+        <w:tc>
+          <w:tcPr>
+            <w:tcW w:type="dxa" w:w="2340"/>
+            <w:vAlign w:val="center"/>
+          </w:tcPr>
+          <w:p>
+            <w:pPr>
+              <w:spacing w:after="0" w:line="240" w:lineRule="auto"/>
+            </w:pPr>
+            <w:r>
+              <w:t>Date</w:t>
+            </w:r>
+          </w:p>
+        </w:tc>
+        <w:tc>
+          <w:tcPr>
+            <w:tcW w:type="dxa" w:w="2340"/>
+            <w:vAlign w:val="center"/>
+          </w:tcPr>
+          <w:p>
+            <w:pPr>
+              <w:spacing w:after="0" w:line="240" w:lineRule="auto"/>
+            </w:pPr>
+            <w:r>
+              <w:t>2026-06-11</w:t>
+            </w:r>
+          </w:p>
+        </w:tc>
+        <w:tc>
+          <w:tcPr>
+            <w:tcW w:type="dxa" w:w="2340"/>
+            <w:vAlign w:val="center"/>
+          </w:tcPr>
+          <w:p>
+            <w:pPr>
+              <w:spacing w:after="0" w:line="240" w:lineRule="auto"/>
+            </w:pPr>
+            <w:r>
+              <w:t>Appendix 5, row 1</w:t>
+            </w:r>
+          </w:p>
+        </w:tc>
+      </w:tr>
+      <w:tr>
+        <w:tc>
+          <w:tcPr>
+            <w:tcW w:type="dxa" w:w="2340"/>
+            <w:vAlign w:val="center"/>
+          </w:tcPr>
+          <w:p>
+            <w:pPr>
+              <w:spacing w:after="0" w:line="240" w:lineRule="auto"/>
+            </w:pPr>
+            <w:r>
+              <w:t>EMPLOYEE_HANDBOOK_EXCERPT-06-2</w:t>
+            </w:r>
+          </w:p>
+        </w:tc>
+        <w:tc>
+          <w:tcPr>
+            <w:tcW w:type="dxa" w:w="2340"/>
+            <w:vAlign w:val="center"/>
+          </w:tcPr>
+          <w:p>
+            <w:pPr>
+              <w:spacing w:after="0" w:line="240" w:lineRule="auto"/>
+            </w:pPr>
+            <w:r>
+              <w:t>Entity</w:t>
+            </w:r>
+          </w:p>
+        </w:tc>
+        <w:tc>
+          <w:tcPr>
+            <w:tcW w:type="dxa" w:w="2340"/>
+            <w:vAlign w:val="center"/>
+          </w:tcPr>
+          <w:p>
+            <w:pPr>
+              <w:spacing w:after="0" w:line="240" w:lineRule="auto"/>
+            </w:pPr>
+            <w:r>
+              <w:t>people-ops@example.test</w:t>
+            </w:r>
+          </w:p>
+        </w:tc>
+        <w:tc>
+          <w:tcPr>
+            <w:tcW w:type="dxa" w:w="2340"/>
+            <w:vAlign w:val="center"/>
+          </w:tcPr>
+          <w:p>
+            <w:pPr>
+              <w:spacing w:after="0" w:line="240" w:lineRule="auto"/>
+            </w:pPr>
+            <w:r>
+              <w:t>Appendix 5, row 2</w:t>
+            </w:r>
+          </w:p>
+        </w:tc>
+      </w:tr>
+      <w:tr>
+        <w:tc>
+          <w:tcPr>
+            <w:tcW w:type="dxa" w:w="2340"/>
+            <w:vAlign w:val="center"/>
+          </w:tcPr>
+          <w:p>
+            <w:pPr>
+              <w:spacing w:after="0" w:line="240" w:lineRule="auto"/>
+            </w:pPr>
+            <w:r>
+              <w:t>EMPLOYEE_HANDBOOK_EXCERPT-06-3</w:t>
+            </w:r>
+          </w:p>
+        </w:tc>
+        <w:tc>
+          <w:tcPr>
+            <w:tcW w:type="dxa" w:w="2340"/>
+            <w:vAlign w:val="center"/>
+          </w:tcPr>
+          <w:p>
+            <w:pPr>
+              <w:spacing w:after="0" w:line="240" w:lineRule="auto"/>
+            </w:pPr>
+            <w:r>
+              <w:t>Amount</w:t>
+            </w:r>
+          </w:p>
+        </w:tc>
+        <w:tc>
+          <w:tcPr>
+            <w:tcW w:type="dxa" w:w="2340"/>
+            <w:vAlign w:val="center"/>
+          </w:tcPr>
+          <w:p>
+            <w:pPr>
+              <w:spacing w:after="0" w:line="240" w:lineRule="auto"/>
+            </w:pPr>
+            <w:r>
+              <w:t>$2,466.00</w:t>
+            </w:r>
+          </w:p>
+        </w:tc>
+        <w:tc>
+          <w:tcPr>
+            <w:tcW w:type="dxa" w:w="2340"/>
+            <w:vAlign w:val="center"/>
+          </w:tcPr>
+          <w:p>
+            <w:pPr>
+              <w:spacing w:after="0" w:line="240" w:lineRule="auto"/>
+            </w:pPr>
+            <w:r>
+              <w:t>Appendix 5, row 3</w:t>
+            </w:r>
+          </w:p>
+        </w:tc>
+      </w:tr>
+      <w:tr>
+        <w:tc>
+          <w:tcPr>
+            <w:tcW w:type="dxa" w:w="2340"/>
+            <w:vAlign w:val="center"/>
+          </w:tcPr>
+          <w:p>
+            <w:pPr>
+              <w:spacing w:after="0" w:line="240" w:lineRule="auto"/>
+            </w:pPr>
+            <w:r>
+              <w:t>EMPLOYEE_HANDBOOK_EXCERPT-06-4</w:t>
+            </w:r>
+          </w:p>
+        </w:tc>
+        <w:tc>
+          <w:tcPr>
+            <w:tcW w:type="dxa" w:w="2340"/>
+            <w:vAlign w:val="center"/>
+          </w:tcPr>
+          <w:p>
+            <w:pPr>
+              <w:spacing w:after="0" w:line="240" w:lineRule="auto"/>
+            </w:pPr>
+            <w:r>
+              <w:t>Status</w:t>
+            </w:r>
+          </w:p>
+        </w:tc>
+        <w:tc>
+          <w:tcPr>
+            <w:tcW w:type="dxa" w:w="2340"/>
+            <w:vAlign w:val="center"/>
+          </w:tcPr>
+          <w:p>
+            <w:pPr>
+              <w:spacing w:after="0" w:line="240" w:lineRule="auto"/>
+            </w:pPr>
+            <w:r>
+              <w:t>PROPOSED</w:t>
+            </w:r>
+          </w:p>
+        </w:tc>
+        <w:tc>
+          <w:tcPr>
+            <w:tcW w:type="dxa" w:w="2340"/>
+            <w:vAlign w:val="center"/>
+          </w:tcPr>
+          <w:p>
+            <w:pPr>
+              <w:spacing w:after="0" w:line="240" w:lineRule="auto"/>
+            </w:pPr>
+            <w:r>
+              <w:t>Appendix 5, row 4</w:t>
+            </w:r>
+          </w:p>
+        </w:tc>
+      </w:tr>
+    </w:tbl>
+    <w:p>
+      <w:r>
+        <w:br w:type="page"/>
+      </w:r>
+    </w:p>
+    <w:p>
+      <w:pPr>
+        <w:pStyle w:val="Heading1"/>
+      </w:pPr>
+      <w:r>
+        <w:t>Appendix 6: Table Continuation Evidence</w:t>
+      </w:r>
+    </w:p>
+    <w:p>
+      <w:r>
+        <w:t>Employee Handbook Excerpt synthetic appendix page 7. Domain=policy; slug=employee_handbook_excerpt; fixture markers include HR-HB-2026.2, people-ops@example.test.</w:t>
+      </w:r>
+    </w:p>
+    <w:p>
+      <w:r>
+        <w:t>This page intentionally repeats realistic extraction cues such as dates, amounts, entities, review statuses, and source notes so downstream tests can exercise page references and evidence lineage across a longer document.</w:t>
+      </w:r>
+    </w:p>
+    <w:p>
+      <w:pPr>
+        <w:pStyle w:val="ListBullet"/>
+      </w:pPr>
+      <w:r>
+        <w:t>Evidence item 7.1: page=7; review_status=PROPOSED; confidence_hint=0.81; synthetic_owner=policy-owner-1@example.test.</w:t>
+      </w:r>
+    </w:p>
+    <w:p>
+      <w:pPr>
+        <w:pStyle w:val="ListBullet"/>
+      </w:pPr>
+      <w:r>
+        <w:t>Evidence item 7.2: page=7; review_status=PROPOSED; confidence_hint=0.82; synthetic_owner=policy-owner-2@example.test.</w:t>
+      </w:r>
+    </w:p>
+    <w:p>
+      <w:pPr>
+        <w:pStyle w:val="ListBullet"/>
+      </w:pPr>
+      <w:r>
+        <w:t>Evidence item 7.3: page=7; review_status=PROPOSED; confidence_hint=0.83; synthetic_owner=policy-owner-3@example.test.</w:t>
+      </w:r>
+    </w:p>
+    <w:tbl>
+      <w:tblPr>
+        <w:tblStyle w:val="TableGrid"/>
+        <w:tblW w:type="auto" w:w="0"/>
+        <w:jc w:val="center"/>
+        <w:tblLook w:firstColumn="1" w:firstRow="1" w:lastColumn="0" w:lastRow="0" w:noHBand="0" w:noVBand="1" w:val="04A0"/>
+      </w:tblPr>
+      <w:tblGrid>
+        <w:gridCol w:w="2340"/>
+        <w:gridCol w:w="2340"/>
+        <w:gridCol w:w="2340"/>
+        <w:gridCol w:w="2340"/>
+      </w:tblGrid>
+      <w:tr>
+        <w:tc>
+          <w:tcPr>
+            <w:tcW w:type="dxa" w:w="2340"/>
+            <w:vAlign w:val="center"/>
+            <w:shd w:fill="F2F4F7"/>
+          </w:tcPr>
+          <w:p>
+            <w:pPr>
+              <w:spacing w:after="0" w:line="240" w:lineRule="auto"/>
+            </w:pPr>
+            <w:r>
+              <w:rPr>
+                <w:b/>
+              </w:rPr>
+              <w:t>Record</w:t>
+            </w:r>
+          </w:p>
+        </w:tc>
+        <w:tc>
+          <w:tcPr>
+            <w:tcW w:type="dxa" w:w="2340"/>
+            <w:vAlign w:val="center"/>
+            <w:shd w:fill="F2F4F7"/>
+          </w:tcPr>
+          <w:p>
+            <w:pPr>
+              <w:spacing w:after="0" w:line="240" w:lineRule="auto"/>
+            </w:pPr>
+            <w:r>
+              <w:rPr>
+                <w:b/>
+              </w:rPr>
+              <w:t>Type</w:t>
+            </w:r>
+          </w:p>
+        </w:tc>
+        <w:tc>
+          <w:tcPr>
+            <w:tcW w:type="dxa" w:w="2340"/>
+            <w:vAlign w:val="center"/>
+            <w:shd w:fill="F2F4F7"/>
+          </w:tcPr>
+          <w:p>
+            <w:pPr>
+              <w:spacing w:after="0" w:line="240" w:lineRule="auto"/>
+            </w:pPr>
+            <w:r>
+              <w:rPr>
+                <w:b/>
+              </w:rPr>
+              <w:t>Value</w:t>
+            </w:r>
+          </w:p>
+        </w:tc>
+        <w:tc>
+          <w:tcPr>
+            <w:tcW w:type="dxa" w:w="2340"/>
+            <w:vAlign w:val="center"/>
+            <w:shd w:fill="F2F4F7"/>
+          </w:tcPr>
+          <w:p>
+            <w:pPr>
+              <w:spacing w:after="0" w:line="240" w:lineRule="auto"/>
+            </w:pPr>
+            <w:r>
+              <w:rPr>
+                <w:b/>
+              </w:rPr>
+              <w:t>Evidence</w:t>
+            </w:r>
+          </w:p>
+        </w:tc>
+      </w:tr>
+      <w:tr>
+        <w:tc>
+          <w:tcPr>
+            <w:tcW w:type="dxa" w:w="2340"/>
+            <w:vAlign w:val="center"/>
+          </w:tcPr>
+          <w:p>
+            <w:pPr>
+              <w:spacing w:after="0" w:line="240" w:lineRule="auto"/>
+            </w:pPr>
+            <w:r>
+              <w:t>EMPLOYEE_HANDBOOK_EXCERPT-07-1</w:t>
+            </w:r>
+          </w:p>
+        </w:tc>
+        <w:tc>
+          <w:tcPr>
+            <w:tcW w:type="dxa" w:w="2340"/>
+            <w:vAlign w:val="center"/>
+          </w:tcPr>
+          <w:p>
+            <w:pPr>
+              <w:spacing w:after="0" w:line="240" w:lineRule="auto"/>
+            </w:pPr>
+            <w:r>
+              <w:t>Date</w:t>
+            </w:r>
+          </w:p>
+        </w:tc>
+        <w:tc>
+          <w:tcPr>
+            <w:tcW w:type="dxa" w:w="2340"/>
+            <w:vAlign w:val="center"/>
+          </w:tcPr>
+          <w:p>
+            <w:pPr>
+              <w:spacing w:after="0" w:line="240" w:lineRule="auto"/>
+            </w:pPr>
+            <w:r>
+              <w:t>2026-07-11</w:t>
+            </w:r>
+          </w:p>
+        </w:tc>
+        <w:tc>
+          <w:tcPr>
+            <w:tcW w:type="dxa" w:w="2340"/>
+            <w:vAlign w:val="center"/>
+          </w:tcPr>
+          <w:p>
+            <w:pPr>
+              <w:spacing w:after="0" w:line="240" w:lineRule="auto"/>
+            </w:pPr>
+            <w:r>
+              <w:t>Appendix 6, row 1</w:t>
+            </w:r>
+          </w:p>
+        </w:tc>
+      </w:tr>
+      <w:tr>
+        <w:tc>
+          <w:tcPr>
+            <w:tcW w:type="dxa" w:w="2340"/>
+            <w:vAlign w:val="center"/>
+          </w:tcPr>
+          <w:p>
+            <w:pPr>
+              <w:spacing w:after="0" w:line="240" w:lineRule="auto"/>
+            </w:pPr>
+            <w:r>
+              <w:t>EMPLOYEE_HANDBOOK_EXCERPT-07-2</w:t>
+            </w:r>
+          </w:p>
+        </w:tc>
+        <w:tc>
+          <w:tcPr>
+            <w:tcW w:type="dxa" w:w="2340"/>
+            <w:vAlign w:val="center"/>
+          </w:tcPr>
+          <w:p>
+            <w:pPr>
+              <w:spacing w:after="0" w:line="240" w:lineRule="auto"/>
+            </w:pPr>
+            <w:r>
+              <w:t>Entity</w:t>
+            </w:r>
+          </w:p>
+        </w:tc>
+        <w:tc>
+          <w:tcPr>
+            <w:tcW w:type="dxa" w:w="2340"/>
+            <w:vAlign w:val="center"/>
+          </w:tcPr>
+          <w:p>
+            <w:pPr>
+              <w:spacing w:after="0" w:line="240" w:lineRule="auto"/>
+            </w:pPr>
+            <w:r>
+              <w:t>people-ops@example.test</w:t>
+            </w:r>
+          </w:p>
+        </w:tc>
+        <w:tc>
+          <w:tcPr>
+            <w:tcW w:type="dxa" w:w="2340"/>
+            <w:vAlign w:val="center"/>
+          </w:tcPr>
+          <w:p>
+            <w:pPr>
+              <w:spacing w:after="0" w:line="240" w:lineRule="auto"/>
+            </w:pPr>
+            <w:r>
+              <w:t>Appendix 6, row 2</w:t>
+            </w:r>
+          </w:p>
+        </w:tc>
+      </w:tr>
+      <w:tr>
+        <w:tc>
+          <w:tcPr>
+            <w:tcW w:type="dxa" w:w="2340"/>
+            <w:vAlign w:val="center"/>
+          </w:tcPr>
+          <w:p>
+            <w:pPr>
+              <w:spacing w:after="0" w:line="240" w:lineRule="auto"/>
+            </w:pPr>
+            <w:r>
+              <w:t>EMPLOYEE_HANDBOOK_EXCERPT-07-3</w:t>
+            </w:r>
+          </w:p>
+        </w:tc>
+        <w:tc>
+          <w:tcPr>
+            <w:tcW w:type="dxa" w:w="2340"/>
+            <w:vAlign w:val="center"/>
+          </w:tcPr>
+          <w:p>
+            <w:pPr>
+              <w:spacing w:after="0" w:line="240" w:lineRule="auto"/>
+            </w:pPr>
+            <w:r>
+              <w:t>Amount</w:t>
+            </w:r>
+          </w:p>
+        </w:tc>
+        <w:tc>
+          <w:tcPr>
+            <w:tcW w:type="dxa" w:w="2340"/>
+            <w:vAlign w:val="center"/>
+          </w:tcPr>
+          <w:p>
+            <w:pPr>
+              <w:spacing w:after="0" w:line="240" w:lineRule="auto"/>
+            </w:pPr>
+            <w:r>
+              <w:t>$2,877.00</w:t>
+            </w:r>
+          </w:p>
+        </w:tc>
+        <w:tc>
+          <w:tcPr>
+            <w:tcW w:type="dxa" w:w="2340"/>
+            <w:vAlign w:val="center"/>
+          </w:tcPr>
+          <w:p>
+            <w:pPr>
+              <w:spacing w:after="0" w:line="240" w:lineRule="auto"/>
+            </w:pPr>
+            <w:r>
+              <w:t>Appendix 6, row 3</w:t>
+            </w:r>
+          </w:p>
+        </w:tc>
+      </w:tr>
+      <w:tr>
+        <w:tc>
+          <w:tcPr>
+            <w:tcW w:type="dxa" w:w="2340"/>
+            <w:vAlign w:val="center"/>
+          </w:tcPr>
+          <w:p>
+            <w:pPr>
+              <w:spacing w:after="0" w:line="240" w:lineRule="auto"/>
+            </w:pPr>
+            <w:r>
+              <w:t>EMPLOYEE_HANDBOOK_EXCERPT-07-4</w:t>
+            </w:r>
+          </w:p>
+        </w:tc>
+        <w:tc>
+          <w:tcPr>
+            <w:tcW w:type="dxa" w:w="2340"/>
+            <w:vAlign w:val="center"/>
+          </w:tcPr>
+          <w:p>
+            <w:pPr>
+              <w:spacing w:after="0" w:line="240" w:lineRule="auto"/>
+            </w:pPr>
+            <w:r>
+              <w:t>Status</w:t>
+            </w:r>
+          </w:p>
+        </w:tc>
+        <w:tc>
+          <w:tcPr>
+            <w:tcW w:type="dxa" w:w="2340"/>
+            <w:vAlign w:val="center"/>
+          </w:tcPr>
+          <w:p>
+            <w:pPr>
+              <w:spacing w:after="0" w:line="240" w:lineRule="auto"/>
+            </w:pPr>
+            <w:r>
+              <w:t>PROPOSED</w:t>
+            </w:r>
+          </w:p>
+        </w:tc>
+        <w:tc>
+          <w:tcPr>
+            <w:tcW w:type="dxa" w:w="2340"/>
+            <w:vAlign w:val="center"/>
+          </w:tcPr>
+          <w:p>
+            <w:pPr>
+              <w:spacing w:after="0" w:line="240" w:lineRule="auto"/>
+            </w:pPr>
+            <w:r>
+              <w:t>Appendix 6, row 4</w:t>
+            </w:r>
+          </w:p>
+        </w:tc>
+      </w:tr>
+    </w:tbl>
+    <w:p>
+      <w:r>
+        <w:br w:type="page"/>
+      </w:r>
+    </w:p>
+    <w:p>
+      <w:pPr>
+        <w:pStyle w:val="Heading1"/>
+      </w:pPr>
+      <w:r>
+        <w:t>Appendix 7: Contact Directory</w:t>
+      </w:r>
+    </w:p>
+    <w:p>
+      <w:r>
+        <w:t>Employee Handbook Excerpt synthetic appendix page 8. Domain=policy; slug=employee_handbook_excerpt; fixture markers include HR-HB-2026.2, people-ops@example.test.</w:t>
+      </w:r>
+    </w:p>
+    <w:p>
+      <w:r>
+        <w:t>This page intentionally repeats realistic extraction cues such as dates, amounts, entities, review statuses, and source notes so downstream tests can exercise page references and evidence lineage across a longer document.</w:t>
+      </w:r>
+    </w:p>
+    <w:p>
+      <w:pPr>
+        <w:pStyle w:val="ListBullet"/>
+      </w:pPr>
+      <w:r>
+        <w:t>Evidence item 8.1: page=8; review_status=PROPOSED; confidence_hint=0.81; synthetic_owner=policy-owner-1@example.test.</w:t>
+      </w:r>
+    </w:p>
+    <w:p>
+      <w:pPr>
+        <w:pStyle w:val="ListBullet"/>
+      </w:pPr>
+      <w:r>
+        <w:t>Evidence item 8.2: page=8; review_status=PROPOSED; confidence_hint=0.82; synthetic_owner=policy-owner-2@example.test.</w:t>
+      </w:r>
+    </w:p>
+    <w:p>
+      <w:pPr>
+        <w:pStyle w:val="ListBullet"/>
+      </w:pPr>
+      <w:r>
+        <w:t>Evidence item 8.3: page=8; review_status=PROPOSED; confidence_hint=0.83; synthetic_owner=policy-owner-3@example.test.</w:t>
+      </w:r>
+    </w:p>
+    <w:tbl>
+      <w:tblPr>
+        <w:tblStyle w:val="TableGrid"/>
+        <w:tblW w:type="auto" w:w="0"/>
+        <w:jc w:val="center"/>
+        <w:tblLook w:firstColumn="1" w:firstRow="1" w:lastColumn="0" w:lastRow="0" w:noHBand="0" w:noVBand="1" w:val="04A0"/>
+      </w:tblPr>
+      <w:tblGrid>
+        <w:gridCol w:w="2340"/>
+        <w:gridCol w:w="2340"/>
+        <w:gridCol w:w="2340"/>
+        <w:gridCol w:w="2340"/>
+      </w:tblGrid>
+      <w:tr>
+        <w:tc>
+          <w:tcPr>
+            <w:tcW w:type="dxa" w:w="2340"/>
+            <w:vAlign w:val="center"/>
+            <w:shd w:fill="F2F4F7"/>
+          </w:tcPr>
+          <w:p>
+            <w:pPr>
+              <w:spacing w:after="0" w:line="240" w:lineRule="auto"/>
+            </w:pPr>
+            <w:r>
+              <w:rPr>
+                <w:b/>
+              </w:rPr>
+              <w:t>Record</w:t>
+            </w:r>
+          </w:p>
+        </w:tc>
+        <w:tc>
+          <w:tcPr>
+            <w:tcW w:type="dxa" w:w="2340"/>
+            <w:vAlign w:val="center"/>
+            <w:shd w:fill="F2F4F7"/>
+          </w:tcPr>
+          <w:p>
+            <w:pPr>
+              <w:spacing w:after="0" w:line="240" w:lineRule="auto"/>
+            </w:pPr>
+            <w:r>
+              <w:rPr>
+                <w:b/>
+              </w:rPr>
+              <w:t>Type</w:t>
+            </w:r>
+          </w:p>
+        </w:tc>
+        <w:tc>
+          <w:tcPr>
+            <w:tcW w:type="dxa" w:w="2340"/>
+            <w:vAlign w:val="center"/>
+            <w:shd w:fill="F2F4F7"/>
+          </w:tcPr>
+          <w:p>
+            <w:pPr>
+              <w:spacing w:after="0" w:line="240" w:lineRule="auto"/>
+            </w:pPr>
+            <w:r>
+              <w:rPr>
+                <w:b/>
+              </w:rPr>
+              <w:t>Value</w:t>
+            </w:r>
+          </w:p>
+        </w:tc>
+        <w:tc>
+          <w:tcPr>
+            <w:tcW w:type="dxa" w:w="2340"/>
+            <w:vAlign w:val="center"/>
+            <w:shd w:fill="F2F4F7"/>
+          </w:tcPr>
+          <w:p>
+            <w:pPr>
+              <w:spacing w:after="0" w:line="240" w:lineRule="auto"/>
+            </w:pPr>
+            <w:r>
+              <w:rPr>
+                <w:b/>
+              </w:rPr>
+              <w:t>Evidence</w:t>
+            </w:r>
+          </w:p>
+        </w:tc>
+      </w:tr>
+      <w:tr>
+        <w:tc>
+          <w:tcPr>
+            <w:tcW w:type="dxa" w:w="2340"/>
+            <w:vAlign w:val="center"/>
+          </w:tcPr>
+          <w:p>
+            <w:pPr>
+              <w:spacing w:after="0" w:line="240" w:lineRule="auto"/>
+            </w:pPr>
+            <w:r>
+              <w:t>EMPLOYEE_HANDBOOK_EXCERPT-08-1</w:t>
+            </w:r>
+          </w:p>
+        </w:tc>
+        <w:tc>
+          <w:tcPr>
+            <w:tcW w:type="dxa" w:w="2340"/>
+            <w:vAlign w:val="center"/>
+          </w:tcPr>
+          <w:p>
+            <w:pPr>
+              <w:spacing w:after="0" w:line="240" w:lineRule="auto"/>
+            </w:pPr>
+            <w:r>
+              <w:t>Date</w:t>
+            </w:r>
+          </w:p>
+        </w:tc>
+        <w:tc>
+          <w:tcPr>
+            <w:tcW w:type="dxa" w:w="2340"/>
+            <w:vAlign w:val="center"/>
+          </w:tcPr>
+          <w:p>
+            <w:pPr>
+              <w:spacing w:after="0" w:line="240" w:lineRule="auto"/>
+            </w:pPr>
+            <w:r>
+              <w:t>2026-08-11</w:t>
+            </w:r>
+          </w:p>
+        </w:tc>
+        <w:tc>
+          <w:tcPr>
+            <w:tcW w:type="dxa" w:w="2340"/>
+            <w:vAlign w:val="center"/>
+          </w:tcPr>
+          <w:p>
+            <w:pPr>
+              <w:spacing w:after="0" w:line="240" w:lineRule="auto"/>
+            </w:pPr>
+            <w:r>
+              <w:t>Appendix 7, row 1</w:t>
+            </w:r>
+          </w:p>
+        </w:tc>
+      </w:tr>
+      <w:tr>
+        <w:tc>
+          <w:tcPr>
+            <w:tcW w:type="dxa" w:w="2340"/>
+            <w:vAlign w:val="center"/>
+          </w:tcPr>
+          <w:p>
+            <w:pPr>
+              <w:spacing w:after="0" w:line="240" w:lineRule="auto"/>
+            </w:pPr>
+            <w:r>
+              <w:t>EMPLOYEE_HANDBOOK_EXCERPT-08-2</w:t>
+            </w:r>
+          </w:p>
+        </w:tc>
+        <w:tc>
+          <w:tcPr>
+            <w:tcW w:type="dxa" w:w="2340"/>
+            <w:vAlign w:val="center"/>
+          </w:tcPr>
+          <w:p>
+            <w:pPr>
+              <w:spacing w:after="0" w:line="240" w:lineRule="auto"/>
+            </w:pPr>
+            <w:r>
+              <w:t>Entity</w:t>
+            </w:r>
+          </w:p>
+        </w:tc>
+        <w:tc>
+          <w:tcPr>
+            <w:tcW w:type="dxa" w:w="2340"/>
+            <w:vAlign w:val="center"/>
+          </w:tcPr>
+          <w:p>
+            <w:pPr>
+              <w:spacing w:after="0" w:line="240" w:lineRule="auto"/>
+            </w:pPr>
+            <w:r>
+              <w:t>people-ops@example.test</w:t>
+            </w:r>
+          </w:p>
+        </w:tc>
+        <w:tc>
+          <w:tcPr>
+            <w:tcW w:type="dxa" w:w="2340"/>
+            <w:vAlign w:val="center"/>
+          </w:tcPr>
+          <w:p>
+            <w:pPr>
+              <w:spacing w:after="0" w:line="240" w:lineRule="auto"/>
+            </w:pPr>
+            <w:r>
+              <w:t>Appendix 7, row 2</w:t>
+            </w:r>
+          </w:p>
+        </w:tc>
+      </w:tr>
+      <w:tr>
+        <w:tc>
+          <w:tcPr>
+            <w:tcW w:type="dxa" w:w="2340"/>
+            <w:vAlign w:val="center"/>
+          </w:tcPr>
+          <w:p>
+            <w:pPr>
+              <w:spacing w:after="0" w:line="240" w:lineRule="auto"/>
+            </w:pPr>
+            <w:r>
+              <w:t>EMPLOYEE_HANDBOOK_EXCERPT-08-3</w:t>
+            </w:r>
+          </w:p>
+        </w:tc>
+        <w:tc>
+          <w:tcPr>
+            <w:tcW w:type="dxa" w:w="2340"/>
+            <w:vAlign w:val="center"/>
+          </w:tcPr>
+          <w:p>
+            <w:pPr>
+              <w:spacing w:after="0" w:line="240" w:lineRule="auto"/>
+            </w:pPr>
+            <w:r>
+              <w:t>Amount</w:t>
+            </w:r>
+          </w:p>
+        </w:tc>
+        <w:tc>
+          <w:tcPr>
+            <w:tcW w:type="dxa" w:w="2340"/>
+            <w:vAlign w:val="center"/>
+          </w:tcPr>
+          <w:p>
+            <w:pPr>
+              <w:spacing w:after="0" w:line="240" w:lineRule="auto"/>
+            </w:pPr>
+            <w:r>
+              <w:t>$3,288.00</w:t>
+            </w:r>
+          </w:p>
+        </w:tc>
+        <w:tc>
+          <w:tcPr>
+            <w:tcW w:type="dxa" w:w="2340"/>
+            <w:vAlign w:val="center"/>
+          </w:tcPr>
+          <w:p>
+            <w:pPr>
+              <w:spacing w:after="0" w:line="240" w:lineRule="auto"/>
+            </w:pPr>
+            <w:r>
+              <w:t>Appendix 7, row 3</w:t>
+            </w:r>
+          </w:p>
+        </w:tc>
+      </w:tr>
+      <w:tr>
+        <w:tc>
+          <w:tcPr>
+            <w:tcW w:type="dxa" w:w="2340"/>
+            <w:vAlign w:val="center"/>
+          </w:tcPr>
+          <w:p>
+            <w:pPr>
+              <w:spacing w:after="0" w:line="240" w:lineRule="auto"/>
+            </w:pPr>
+            <w:r>
+              <w:t>EMPLOYEE_HANDBOOK_EXCERPT-08-4</w:t>
+            </w:r>
+          </w:p>
+        </w:tc>
+        <w:tc>
+          <w:tcPr>
+            <w:tcW w:type="dxa" w:w="2340"/>
+            <w:vAlign w:val="center"/>
+          </w:tcPr>
+          <w:p>
+            <w:pPr>
+              <w:spacing w:after="0" w:line="240" w:lineRule="auto"/>
+            </w:pPr>
+            <w:r>
+              <w:t>Status</w:t>
+            </w:r>
+          </w:p>
+        </w:tc>
+        <w:tc>
+          <w:tcPr>
+            <w:tcW w:type="dxa" w:w="2340"/>
+            <w:vAlign w:val="center"/>
+          </w:tcPr>
+          <w:p>
+            <w:pPr>
+              <w:spacing w:after="0" w:line="240" w:lineRule="auto"/>
+            </w:pPr>
+            <w:r>
+              <w:t>PROPOSED</w:t>
+            </w:r>
+          </w:p>
+        </w:tc>
+        <w:tc>
+          <w:tcPr>
+            <w:tcW w:type="dxa" w:w="2340"/>
+            <w:vAlign w:val="center"/>
+          </w:tcPr>
+          <w:p>
+            <w:pPr>
+              <w:spacing w:after="0" w:line="240" w:lineRule="auto"/>
+            </w:pPr>
+            <w:r>
+              <w:t>Appendix 7, row 4</w:t>
+            </w:r>
+          </w:p>
+        </w:tc>
+      </w:tr>
+    </w:tbl>
+    <w:p>
+      <w:r>
+        <w:br w:type="page"/>
+      </w:r>
+    </w:p>
+    <w:p>
+      <w:pPr>
+        <w:pStyle w:val="Heading1"/>
+      </w:pPr>
+      <w:r>
+        <w:t>Appendix 8: Timeline and Event Evidence</w:t>
+      </w:r>
+    </w:p>
+    <w:p>
+      <w:r>
+        <w:t>Employee Handbook Excerpt synthetic appendix page 9. Domain=policy; slug=employee_handbook_excerpt; fixture markers include HR-HB-2026.2, people-ops@example.test.</w:t>
+      </w:r>
+    </w:p>
+    <w:p>
+      <w:r>
+        <w:t>This page intentionally repeats realistic extraction cues such as dates, amounts, entities, review statuses, and source notes so downstream tests can exercise page references and evidence lineage across a longer document.</w:t>
+      </w:r>
+    </w:p>
+    <w:p>
+      <w:pPr>
+        <w:pStyle w:val="ListBullet"/>
+      </w:pPr>
+      <w:r>
+        <w:t>Evidence item 9.1: page=9; review_status=PROPOSED; confidence_hint=0.81; synthetic_owner=policy-owner-1@example.test.</w:t>
+      </w:r>
+    </w:p>
+    <w:p>
+      <w:pPr>
+        <w:pStyle w:val="ListBullet"/>
+      </w:pPr>
+      <w:r>
+        <w:t>Evidence item 9.2: page=9; review_status=PROPOSED; confidence_hint=0.82; synthetic_owner=policy-owner-2@example.test.</w:t>
+      </w:r>
+    </w:p>
+    <w:p>
+      <w:pPr>
+        <w:pStyle w:val="ListBullet"/>
+      </w:pPr>
+      <w:r>
+        <w:t>Evidence item 9.3: page=9; review_status=PROPOSED; confidence_hint=0.83; synthetic_owner=policy-owner-3@example.test.</w:t>
+      </w:r>
+    </w:p>
+    <w:tbl>
+      <w:tblPr>
+        <w:tblStyle w:val="TableGrid"/>
+        <w:tblW w:type="auto" w:w="0"/>
+        <w:jc w:val="center"/>
+        <w:tblLook w:firstColumn="1" w:firstRow="1" w:lastColumn="0" w:lastRow="0" w:noHBand="0" w:noVBand="1" w:val="04A0"/>
+      </w:tblPr>
+      <w:tblGrid>
+        <w:gridCol w:w="2340"/>
+        <w:gridCol w:w="2340"/>
+        <w:gridCol w:w="2340"/>
+        <w:gridCol w:w="2340"/>
+      </w:tblGrid>
+      <w:tr>
+        <w:tc>
+          <w:tcPr>
+            <w:tcW w:type="dxa" w:w="2340"/>
+            <w:vAlign w:val="center"/>
+            <w:shd w:fill="F2F4F7"/>
+          </w:tcPr>
+          <w:p>
+            <w:pPr>
+              <w:spacing w:after="0" w:line="240" w:lineRule="auto"/>
+            </w:pPr>
+            <w:r>
+              <w:rPr>
+                <w:b/>
+              </w:rPr>
+              <w:t>Record</w:t>
+            </w:r>
+          </w:p>
+        </w:tc>
+        <w:tc>
+          <w:tcPr>
+            <w:tcW w:type="dxa" w:w="2340"/>
+            <w:vAlign w:val="center"/>
+            <w:shd w:fill="F2F4F7"/>
+          </w:tcPr>
+          <w:p>
+            <w:pPr>
+              <w:spacing w:after="0" w:line="240" w:lineRule="auto"/>
+            </w:pPr>
+            <w:r>
+              <w:rPr>
+                <w:b/>
+              </w:rPr>
+              <w:t>Type</w:t>
+            </w:r>
+          </w:p>
+        </w:tc>
+        <w:tc>
+          <w:tcPr>
+            <w:tcW w:type="dxa" w:w="2340"/>
+            <w:vAlign w:val="center"/>
+            <w:shd w:fill="F2F4F7"/>
+          </w:tcPr>
+          <w:p>
+            <w:pPr>
+              <w:spacing w:after="0" w:line="240" w:lineRule="auto"/>
+            </w:pPr>
+            <w:r>
+              <w:rPr>
+                <w:b/>
+              </w:rPr>
+              <w:t>Value</w:t>
+            </w:r>
+          </w:p>
+        </w:tc>
+        <w:tc>
+          <w:tcPr>
+            <w:tcW w:type="dxa" w:w="2340"/>
+            <w:vAlign w:val="center"/>
+            <w:shd w:fill="F2F4F7"/>
+          </w:tcPr>
+          <w:p>
+            <w:pPr>
+              <w:spacing w:after="0" w:line="240" w:lineRule="auto"/>
+            </w:pPr>
+            <w:r>
+              <w:rPr>
+                <w:b/>
+              </w:rPr>
+              <w:t>Evidence</w:t>
+            </w:r>
+          </w:p>
+        </w:tc>
+      </w:tr>
+      <w:tr>
+        <w:tc>
+          <w:tcPr>
+            <w:tcW w:type="dxa" w:w="2340"/>
+            <w:vAlign w:val="center"/>
+          </w:tcPr>
+          <w:p>
+            <w:pPr>
+              <w:spacing w:after="0" w:line="240" w:lineRule="auto"/>
+            </w:pPr>
+            <w:r>
+              <w:t>EMPLOYEE_HANDBOOK_EXCERPT-09-1</w:t>
+            </w:r>
+          </w:p>
+        </w:tc>
+        <w:tc>
+          <w:tcPr>
+            <w:tcW w:type="dxa" w:w="2340"/>
+            <w:vAlign w:val="center"/>
+          </w:tcPr>
+          <w:p>
+            <w:pPr>
+              <w:spacing w:after="0" w:line="240" w:lineRule="auto"/>
+            </w:pPr>
+            <w:r>
+              <w:t>Date</w:t>
+            </w:r>
+          </w:p>
+        </w:tc>
+        <w:tc>
+          <w:tcPr>
+            <w:tcW w:type="dxa" w:w="2340"/>
+            <w:vAlign w:val="center"/>
+          </w:tcPr>
+          <w:p>
+            <w:pPr>
+              <w:spacing w:after="0" w:line="240" w:lineRule="auto"/>
+            </w:pPr>
+            <w:r>
+              <w:t>2026-09-11</w:t>
+            </w:r>
+          </w:p>
+        </w:tc>
+        <w:tc>
+          <w:tcPr>
+            <w:tcW w:type="dxa" w:w="2340"/>
+            <w:vAlign w:val="center"/>
+          </w:tcPr>
+          <w:p>
+            <w:pPr>
+              <w:spacing w:after="0" w:line="240" w:lineRule="auto"/>
+            </w:pPr>
+            <w:r>
+              <w:t>Appendix 8, row 1</w:t>
+            </w:r>
+          </w:p>
+        </w:tc>
+      </w:tr>
+      <w:tr>
+        <w:tc>
+          <w:tcPr>
+            <w:tcW w:type="dxa" w:w="2340"/>
+            <w:vAlign w:val="center"/>
+          </w:tcPr>
+          <w:p>
+            <w:pPr>
+              <w:spacing w:after="0" w:line="240" w:lineRule="auto"/>
+            </w:pPr>
+            <w:r>
+              <w:t>EMPLOYEE_HANDBOOK_EXCERPT-09-2</w:t>
+            </w:r>
+          </w:p>
+        </w:tc>
+        <w:tc>
+          <w:tcPr>
+            <w:tcW w:type="dxa" w:w="2340"/>
+            <w:vAlign w:val="center"/>
+          </w:tcPr>
+          <w:p>
+            <w:pPr>
+              <w:spacing w:after="0" w:line="240" w:lineRule="auto"/>
+            </w:pPr>
+            <w:r>
+              <w:t>Entity</w:t>
+            </w:r>
+          </w:p>
+        </w:tc>
+        <w:tc>
+          <w:tcPr>
+            <w:tcW w:type="dxa" w:w="2340"/>
+            <w:vAlign w:val="center"/>
+          </w:tcPr>
+          <w:p>
+            <w:pPr>
+              <w:spacing w:after="0" w:line="240" w:lineRule="auto"/>
+            </w:pPr>
+            <w:r>
+              <w:t>people-ops@example.test</w:t>
+            </w:r>
+          </w:p>
+        </w:tc>
+        <w:tc>
+          <w:tcPr>
+            <w:tcW w:type="dxa" w:w="2340"/>
+            <w:vAlign w:val="center"/>
+          </w:tcPr>
+          <w:p>
+            <w:pPr>
+              <w:spacing w:after="0" w:line="240" w:lineRule="auto"/>
+            </w:pPr>
+            <w:r>
+              <w:t>Appendix 8, row 2</w:t>
+            </w:r>
+          </w:p>
+        </w:tc>
+      </w:tr>
+      <w:tr>
+        <w:tc>
+          <w:tcPr>
+            <w:tcW w:type="dxa" w:w="2340"/>
+            <w:vAlign w:val="center"/>
+          </w:tcPr>
+          <w:p>
+            <w:pPr>
+              <w:spacing w:after="0" w:line="240" w:lineRule="auto"/>
+            </w:pPr>
+            <w:r>
+              <w:t>EMPLOYEE_HANDBOOK_EXCERPT-09-3</w:t>
+            </w:r>
+          </w:p>
+        </w:tc>
+        <w:tc>
+          <w:tcPr>
+            <w:tcW w:type="dxa" w:w="2340"/>
+            <w:vAlign w:val="center"/>
+          </w:tcPr>
+          <w:p>
+            <w:pPr>
+              <w:spacing w:after="0" w:line="240" w:lineRule="auto"/>
+            </w:pPr>
+            <w:r>
+              <w:t>Amount</w:t>
+            </w:r>
+          </w:p>
+        </w:tc>
+        <w:tc>
+          <w:tcPr>
+            <w:tcW w:type="dxa" w:w="2340"/>
+            <w:vAlign w:val="center"/>
+          </w:tcPr>
+          <w:p>
+            <w:pPr>
+              <w:spacing w:after="0" w:line="240" w:lineRule="auto"/>
+            </w:pPr>
+            <w:r>
+              <w:t>$3,699.00</w:t>
+            </w:r>
+          </w:p>
+        </w:tc>
+        <w:tc>
+          <w:tcPr>
+            <w:tcW w:type="dxa" w:w="2340"/>
+            <w:vAlign w:val="center"/>
+          </w:tcPr>
+          <w:p>
+            <w:pPr>
+              <w:spacing w:after="0" w:line="240" w:lineRule="auto"/>
+            </w:pPr>
+            <w:r>
+              <w:t>Appendix 8, row 3</w:t>
+            </w:r>
+          </w:p>
+        </w:tc>
+      </w:tr>
+      <w:tr>
+        <w:tc>
+          <w:tcPr>
+            <w:tcW w:type="dxa" w:w="2340"/>
+            <w:vAlign w:val="center"/>
+          </w:tcPr>
+          <w:p>
+            <w:pPr>
+              <w:spacing w:after="0" w:line="240" w:lineRule="auto"/>
+            </w:pPr>
+            <w:r>
+              <w:t>EMPLOYEE_HANDBOOK_EXCERPT-09-4</w:t>
+            </w:r>
+          </w:p>
+        </w:tc>
+        <w:tc>
+          <w:tcPr>
+            <w:tcW w:type="dxa" w:w="2340"/>
+            <w:vAlign w:val="center"/>
+          </w:tcPr>
+          <w:p>
+            <w:pPr>
+              <w:spacing w:after="0" w:line="240" w:lineRule="auto"/>
+            </w:pPr>
+            <w:r>
+              <w:t>Status</w:t>
+            </w:r>
+          </w:p>
+        </w:tc>
+        <w:tc>
+          <w:tcPr>
+            <w:tcW w:type="dxa" w:w="2340"/>
+            <w:vAlign w:val="center"/>
+          </w:tcPr>
+          <w:p>
+            <w:pPr>
+              <w:spacing w:after="0" w:line="240" w:lineRule="auto"/>
+            </w:pPr>
+            <w:r>
+              <w:t>PROPOSED</w:t>
+            </w:r>
+          </w:p>
+        </w:tc>
+        <w:tc>
+          <w:tcPr>
+            <w:tcW w:type="dxa" w:w="2340"/>
+            <w:vAlign w:val="center"/>
+          </w:tcPr>
+          <w:p>
+            <w:pPr>
+              <w:spacing w:after="0" w:line="240" w:lineRule="auto"/>
+            </w:pPr>
+            <w:r>
+              <w:t>Appendix 8, row 4</w:t>
+            </w:r>
+          </w:p>
+        </w:tc>
+      </w:tr>
+    </w:tbl>
+    <w:p>
+      <w:r>
+        <w:br w:type="page"/>
+      </w:r>
+    </w:p>
+    <w:p>
+      <w:pPr>
+        <w:pStyle w:val="Heading1"/>
+      </w:pPr>
+      <w:r>
+        <w:t>Appendix 9: Validation Rules</w:t>
+      </w:r>
+    </w:p>
+    <w:p>
+      <w:r>
+        <w:t>Employee Handbook Excerpt synthetic appendix page 10. Domain=policy; slug=employee_handbook_excerpt; fixture markers include HR-HB-2026.2, people-ops@example.test.</w:t>
+      </w:r>
+    </w:p>
+    <w:p>
+      <w:r>
+        <w:t>This page intentionally repeats realistic extraction cues such as dates, amounts, entities, review statuses, and source notes so downstream tests can exercise page references and evidence lineage across a longer document.</w:t>
+      </w:r>
+    </w:p>
+    <w:p>
+      <w:pPr>
+        <w:pStyle w:val="ListBullet"/>
+      </w:pPr>
+      <w:r>
+        <w:t>Evidence item 10.1: page=10; review_status=PROPOSED; confidence_hint=0.81; synthetic_owner=policy-owner-1@example.test.</w:t>
+      </w:r>
+    </w:p>
+    <w:p>
+      <w:pPr>
+        <w:pStyle w:val="ListBullet"/>
+      </w:pPr>
+      <w:r>
+        <w:t>Evidence item 10.2: page=10; review_status=PROPOSED; confidence_hint=0.82; synthetic_owner=policy-owner-2@example.test.</w:t>
+      </w:r>
+    </w:p>
+    <w:p>
+      <w:pPr>
+        <w:pStyle w:val="ListBullet"/>
+      </w:pPr>
+      <w:r>
+        <w:t>Evidence item 10.3: page=10; review_status=PROPOSED; confidence_hint=0.83; synthetic_owner=policy-owner-3@example.test.</w:t>
+      </w:r>
+    </w:p>
+    <w:tbl>
+      <w:tblPr>
+        <w:tblStyle w:val="TableGrid"/>
+        <w:tblW w:type="auto" w:w="0"/>
+        <w:jc w:val="center"/>
+        <w:tblLook w:firstColumn="1" w:firstRow="1" w:lastColumn="0" w:lastRow="0" w:noHBand="0" w:noVBand="1" w:val="04A0"/>
+      </w:tblPr>
+      <w:tblGrid>
+        <w:gridCol w:w="2340"/>
+        <w:gridCol w:w="2340"/>
+        <w:gridCol w:w="2340"/>
+        <w:gridCol w:w="2340"/>
+      </w:tblGrid>
+      <w:tr>
+        <w:tc>
+          <w:tcPr>
+            <w:tcW w:type="dxa" w:w="2340"/>
+            <w:vAlign w:val="center"/>
+            <w:shd w:fill="F2F4F7"/>
+          </w:tcPr>
+          <w:p>
+            <w:pPr>
+              <w:spacing w:after="0" w:line="240" w:lineRule="auto"/>
+            </w:pPr>
+            <w:r>
+              <w:rPr>
+                <w:b/>
+              </w:rPr>
+              <w:t>Record</w:t>
+            </w:r>
+          </w:p>
+        </w:tc>
+        <w:tc>
+          <w:tcPr>
+            <w:tcW w:type="dxa" w:w="2340"/>
+            <w:vAlign w:val="center"/>
+            <w:shd w:fill="F2F4F7"/>
+          </w:tcPr>
+          <w:p>
+            <w:pPr>
+              <w:spacing w:after="0" w:line="240" w:lineRule="auto"/>
+            </w:pPr>
+            <w:r>
+              <w:rPr>
+                <w:b/>
+              </w:rPr>
+              <w:t>Type</w:t>
+            </w:r>
+          </w:p>
+        </w:tc>
+        <w:tc>
+          <w:tcPr>
+            <w:tcW w:type="dxa" w:w="2340"/>
+            <w:vAlign w:val="center"/>
+            <w:shd w:fill="F2F4F7"/>
+          </w:tcPr>
+          <w:p>
+            <w:pPr>
+              <w:spacing w:after="0" w:line="240" w:lineRule="auto"/>
+            </w:pPr>
+            <w:r>
+              <w:rPr>
+                <w:b/>
+              </w:rPr>
+              <w:t>Value</w:t>
+            </w:r>
+          </w:p>
+        </w:tc>
+        <w:tc>
+          <w:tcPr>
+            <w:tcW w:type="dxa" w:w="2340"/>
+            <w:vAlign w:val="center"/>
+            <w:shd w:fill="F2F4F7"/>
+          </w:tcPr>
+          <w:p>
+            <w:pPr>
+              <w:spacing w:after="0" w:line="240" w:lineRule="auto"/>
+            </w:pPr>
+            <w:r>
+              <w:rPr>
+                <w:b/>
+              </w:rPr>
+              <w:t>Evidence</w:t>
+            </w:r>
+          </w:p>
+        </w:tc>
+      </w:tr>
+      <w:tr>
+        <w:tc>
+          <w:tcPr>
+            <w:tcW w:type="dxa" w:w="2340"/>
+            <w:vAlign w:val="center"/>
+          </w:tcPr>
+          <w:p>
+            <w:pPr>
+              <w:spacing w:after="0" w:line="240" w:lineRule="auto"/>
+            </w:pPr>
+            <w:r>
+              <w:t>EMPLOYEE_HANDBOOK_EXCERPT-10-1</w:t>
+            </w:r>
+          </w:p>
+        </w:tc>
+        <w:tc>
+          <w:tcPr>
+            <w:tcW w:type="dxa" w:w="2340"/>
+            <w:vAlign w:val="center"/>
+          </w:tcPr>
+          <w:p>
+            <w:pPr>
+              <w:spacing w:after="0" w:line="240" w:lineRule="auto"/>
+            </w:pPr>
+            <w:r>
+              <w:t>Date</w:t>
+            </w:r>
+          </w:p>
+        </w:tc>
+        <w:tc>
+          <w:tcPr>
+            <w:tcW w:type="dxa" w:w="2340"/>
+            <w:vAlign w:val="center"/>
+          </w:tcPr>
+          <w:p>
+            <w:pPr>
+              <w:spacing w:after="0" w:line="240" w:lineRule="auto"/>
+            </w:pPr>
+            <w:r>
+              <w:t>2026-10-11</w:t>
+            </w:r>
+          </w:p>
+        </w:tc>
+        <w:tc>
+          <w:tcPr>
+            <w:tcW w:type="dxa" w:w="2340"/>
+            <w:vAlign w:val="center"/>
+          </w:tcPr>
+          <w:p>
+            <w:pPr>
+              <w:spacing w:after="0" w:line="240" w:lineRule="auto"/>
+            </w:pPr>
+            <w:r>
+              <w:t>Appendix 9, row 1</w:t>
+            </w:r>
+          </w:p>
+        </w:tc>
+      </w:tr>
+      <w:tr>
+        <w:tc>
+          <w:tcPr>
+            <w:tcW w:type="dxa" w:w="2340"/>
+            <w:vAlign w:val="center"/>
+          </w:tcPr>
+          <w:p>
+            <w:pPr>
+              <w:spacing w:after="0" w:line="240" w:lineRule="auto"/>
+            </w:pPr>
+            <w:r>
+              <w:t>EMPLOYEE_HANDBOOK_EXCERPT-10-2</w:t>
+            </w:r>
+          </w:p>
+        </w:tc>
+        <w:tc>
+          <w:tcPr>
+            <w:tcW w:type="dxa" w:w="2340"/>
+            <w:vAlign w:val="center"/>
+          </w:tcPr>
+          <w:p>
+            <w:pPr>
+              <w:spacing w:after="0" w:line="240" w:lineRule="auto"/>
+            </w:pPr>
+            <w:r>
+              <w:t>Entity</w:t>
+            </w:r>
+          </w:p>
+        </w:tc>
+        <w:tc>
+          <w:tcPr>
+            <w:tcW w:type="dxa" w:w="2340"/>
+            <w:vAlign w:val="center"/>
+          </w:tcPr>
+          <w:p>
+            <w:pPr>
+              <w:spacing w:after="0" w:line="240" w:lineRule="auto"/>
+            </w:pPr>
+            <w:r>
+              <w:t>people-ops@example.test</w:t>
+            </w:r>
+          </w:p>
+        </w:tc>
+        <w:tc>
+          <w:tcPr>
+            <w:tcW w:type="dxa" w:w="2340"/>
+            <w:vAlign w:val="center"/>
+          </w:tcPr>
+          <w:p>
+            <w:pPr>
+              <w:spacing w:after="0" w:line="240" w:lineRule="auto"/>
+            </w:pPr>
+            <w:r>
+              <w:t>Appendix 9, row 2</w:t>
+            </w:r>
+          </w:p>
+        </w:tc>
+      </w:tr>
+      <w:tr>
+        <w:tc>
+          <w:tcPr>
+            <w:tcW w:type="dxa" w:w="2340"/>
+            <w:vAlign w:val="center"/>
+          </w:tcPr>
+          <w:p>
+            <w:pPr>
+              <w:spacing w:after="0" w:line="240" w:lineRule="auto"/>
+            </w:pPr>
+            <w:r>
+              <w:t>EMPLOYEE_HANDBOOK_EXCERPT-10-3</w:t>
+            </w:r>
+          </w:p>
+        </w:tc>
+        <w:tc>
+          <w:tcPr>
+            <w:tcW w:type="dxa" w:w="2340"/>
+            <w:vAlign w:val="center"/>
+          </w:tcPr>
+          <w:p>
+            <w:pPr>
+              <w:spacing w:after="0" w:line="240" w:lineRule="auto"/>
+            </w:pPr>
+            <w:r>
+              <w:t>Amount</w:t>
+            </w:r>
+          </w:p>
+        </w:tc>
+        <w:tc>
+          <w:tcPr>
+            <w:tcW w:type="dxa" w:w="2340"/>
+            <w:vAlign w:val="center"/>
+          </w:tcPr>
+          <w:p>
+            <w:pPr>
+              <w:spacing w:after="0" w:line="240" w:lineRule="auto"/>
+            </w:pPr>
+            <w:r>
+              <w:t>$4,110.00</w:t>
+            </w:r>
+          </w:p>
+        </w:tc>
+        <w:tc>
+          <w:tcPr>
+            <w:tcW w:type="dxa" w:w="2340"/>
+            <w:vAlign w:val="center"/>
+          </w:tcPr>
+          <w:p>
+            <w:pPr>
+              <w:spacing w:after="0" w:line="240" w:lineRule="auto"/>
+            </w:pPr>
+            <w:r>
+              <w:t>Appendix 9, row 3</w:t>
+            </w:r>
+          </w:p>
+        </w:tc>
+      </w:tr>
+      <w:tr>
+        <w:tc>
+          <w:tcPr>
+            <w:tcW w:type="dxa" w:w="2340"/>
+            <w:vAlign w:val="center"/>
+          </w:tcPr>
+          <w:p>
+            <w:pPr>
+              <w:spacing w:after="0" w:line="240" w:lineRule="auto"/>
+            </w:pPr>
+            <w:r>
+              <w:t>EMPLOYEE_HANDBOOK_EXCERPT-10-4</w:t>
+            </w:r>
+          </w:p>
+        </w:tc>
+        <w:tc>
+          <w:tcPr>
+            <w:tcW w:type="dxa" w:w="2340"/>
+            <w:vAlign w:val="center"/>
+          </w:tcPr>
+          <w:p>
+            <w:pPr>
+              <w:spacing w:after="0" w:line="240" w:lineRule="auto"/>
+            </w:pPr>
+            <w:r>
+              <w:t>Status</w:t>
+            </w:r>
+          </w:p>
+        </w:tc>
+        <w:tc>
+          <w:tcPr>
+            <w:tcW w:type="dxa" w:w="2340"/>
+            <w:vAlign w:val="center"/>
+          </w:tcPr>
+          <w:p>
+            <w:pPr>
+              <w:spacing w:after="0" w:line="240" w:lineRule="auto"/>
+            </w:pPr>
+            <w:r>
+              <w:t>PROPOSED</w:t>
+            </w:r>
+          </w:p>
+        </w:tc>
+        <w:tc>
+          <w:tcPr>
+            <w:tcW w:type="dxa" w:w="2340"/>
+            <w:vAlign w:val="center"/>
+          </w:tcPr>
+          <w:p>
+            <w:pPr>
+              <w:spacing w:after="0" w:line="240" w:lineRule="auto"/>
+            </w:pPr>
+            <w:r>
+              <w:t>Appendix 9, row 4</w:t>
+            </w:r>
+          </w:p>
+        </w:tc>
+      </w:tr>
+    </w:tbl>
+    <w:p>
+      <w:r>
+        <w:br w:type="page"/>
+      </w:r>
+    </w:p>
+    <w:p>
+      <w:pPr>
+        <w:pStyle w:val="Heading1"/>
+      </w:pPr>
+      <w:r>
+        <w:t>Appendix 10: Prompt-Injection Canary</w:t>
+      </w:r>
+    </w:p>
+    <w:p>
+      <w:r>
+        <w:t>Employee Handbook Excerpt synthetic appendix page 11. Domain=policy; slug=employee_handbook_excerpt; fixture markers include HR-HB-2026.2, people-ops@example.test.</w:t>
       </w:r>
     </w:p>
     <w:p>
@@ -493,11 +3795,718 @@
       </w:r>
     </w:p>
     <w:p>
+      <w:pPr>
+        <w:pStyle w:val="ListBullet"/>
+      </w:pPr>
       <w:r>
-        <w:t>Fixture note: all people, organizations, numbers, and addresses are synthetic.</w:t>
+        <w:t>Evidence item 11.1: page=11; review_status=PROPOSED; confidence_hint=0.81; synthetic_owner=policy-owner-1@example.test.</w:t>
       </w:r>
     </w:p>
+    <w:p>
+      <w:pPr>
+        <w:pStyle w:val="ListBullet"/>
+      </w:pPr>
+      <w:r>
+        <w:t>Evidence item 11.2: page=11; review_status=PROPOSED; confidence_hint=0.82; synthetic_owner=policy-owner-2@example.test.</w:t>
+      </w:r>
+    </w:p>
+    <w:p>
+      <w:pPr>
+        <w:pStyle w:val="ListBullet"/>
+      </w:pPr>
+      <w:r>
+        <w:t>Evidence item 11.3: page=11; review_status=PROPOSED; confidence_hint=0.83; synthetic_owner=policy-owner-3@example.test.</w:t>
+      </w:r>
+    </w:p>
+    <w:tbl>
+      <w:tblPr>
+        <w:tblStyle w:val="TableGrid"/>
+        <w:tblW w:type="auto" w:w="0"/>
+        <w:jc w:val="center"/>
+        <w:tblLook w:firstColumn="1" w:firstRow="1" w:lastColumn="0" w:lastRow="0" w:noHBand="0" w:noVBand="1" w:val="04A0"/>
+      </w:tblPr>
+      <w:tblGrid>
+        <w:gridCol w:w="2340"/>
+        <w:gridCol w:w="2340"/>
+        <w:gridCol w:w="2340"/>
+        <w:gridCol w:w="2340"/>
+      </w:tblGrid>
+      <w:tr>
+        <w:tc>
+          <w:tcPr>
+            <w:tcW w:type="dxa" w:w="2340"/>
+            <w:vAlign w:val="center"/>
+            <w:shd w:fill="F2F4F7"/>
+          </w:tcPr>
+          <w:p>
+            <w:pPr>
+              <w:spacing w:after="0" w:line="240" w:lineRule="auto"/>
+            </w:pPr>
+            <w:r>
+              <w:rPr>
+                <w:b/>
+              </w:rPr>
+              <w:t>Record</w:t>
+            </w:r>
+          </w:p>
+        </w:tc>
+        <w:tc>
+          <w:tcPr>
+            <w:tcW w:type="dxa" w:w="2340"/>
+            <w:vAlign w:val="center"/>
+            <w:shd w:fill="F2F4F7"/>
+          </w:tcPr>
+          <w:p>
+            <w:pPr>
+              <w:spacing w:after="0" w:line="240" w:lineRule="auto"/>
+            </w:pPr>
+            <w:r>
+              <w:rPr>
+                <w:b/>
+              </w:rPr>
+              <w:t>Type</w:t>
+            </w:r>
+          </w:p>
+        </w:tc>
+        <w:tc>
+          <w:tcPr>
+            <w:tcW w:type="dxa" w:w="2340"/>
+            <w:vAlign w:val="center"/>
+            <w:shd w:fill="F2F4F7"/>
+          </w:tcPr>
+          <w:p>
+            <w:pPr>
+              <w:spacing w:after="0" w:line="240" w:lineRule="auto"/>
+            </w:pPr>
+            <w:r>
+              <w:rPr>
+                <w:b/>
+              </w:rPr>
+              <w:t>Value</w:t>
+            </w:r>
+          </w:p>
+        </w:tc>
+        <w:tc>
+          <w:tcPr>
+            <w:tcW w:type="dxa" w:w="2340"/>
+            <w:vAlign w:val="center"/>
+            <w:shd w:fill="F2F4F7"/>
+          </w:tcPr>
+          <w:p>
+            <w:pPr>
+              <w:spacing w:after="0" w:line="240" w:lineRule="auto"/>
+            </w:pPr>
+            <w:r>
+              <w:rPr>
+                <w:b/>
+              </w:rPr>
+              <w:t>Evidence</w:t>
+            </w:r>
+          </w:p>
+        </w:tc>
+      </w:tr>
+      <w:tr>
+        <w:tc>
+          <w:tcPr>
+            <w:tcW w:type="dxa" w:w="2340"/>
+            <w:vAlign w:val="center"/>
+          </w:tcPr>
+          <w:p>
+            <w:pPr>
+              <w:spacing w:after="0" w:line="240" w:lineRule="auto"/>
+            </w:pPr>
+            <w:r>
+              <w:t>EMPLOYEE_HANDBOOK_EXCERPT-11-1</w:t>
+            </w:r>
+          </w:p>
+        </w:tc>
+        <w:tc>
+          <w:tcPr>
+            <w:tcW w:type="dxa" w:w="2340"/>
+            <w:vAlign w:val="center"/>
+          </w:tcPr>
+          <w:p>
+            <w:pPr>
+              <w:spacing w:after="0" w:line="240" w:lineRule="auto"/>
+            </w:pPr>
+            <w:r>
+              <w:t>Date</w:t>
+            </w:r>
+          </w:p>
+        </w:tc>
+        <w:tc>
+          <w:tcPr>
+            <w:tcW w:type="dxa" w:w="2340"/>
+            <w:vAlign w:val="center"/>
+          </w:tcPr>
+          <w:p>
+            <w:pPr>
+              <w:spacing w:after="0" w:line="240" w:lineRule="auto"/>
+            </w:pPr>
+            <w:r>
+              <w:t>2026-11-11</w:t>
+            </w:r>
+          </w:p>
+        </w:tc>
+        <w:tc>
+          <w:tcPr>
+            <w:tcW w:type="dxa" w:w="2340"/>
+            <w:vAlign w:val="center"/>
+          </w:tcPr>
+          <w:p>
+            <w:pPr>
+              <w:spacing w:after="0" w:line="240" w:lineRule="auto"/>
+            </w:pPr>
+            <w:r>
+              <w:t>Appendix 10, row 1</w:t>
+            </w:r>
+          </w:p>
+        </w:tc>
+      </w:tr>
+      <w:tr>
+        <w:tc>
+          <w:tcPr>
+            <w:tcW w:type="dxa" w:w="2340"/>
+            <w:vAlign w:val="center"/>
+          </w:tcPr>
+          <w:p>
+            <w:pPr>
+              <w:spacing w:after="0" w:line="240" w:lineRule="auto"/>
+            </w:pPr>
+            <w:r>
+              <w:t>EMPLOYEE_HANDBOOK_EXCERPT-11-2</w:t>
+            </w:r>
+          </w:p>
+        </w:tc>
+        <w:tc>
+          <w:tcPr>
+            <w:tcW w:type="dxa" w:w="2340"/>
+            <w:vAlign w:val="center"/>
+          </w:tcPr>
+          <w:p>
+            <w:pPr>
+              <w:spacing w:after="0" w:line="240" w:lineRule="auto"/>
+            </w:pPr>
+            <w:r>
+              <w:t>Entity</w:t>
+            </w:r>
+          </w:p>
+        </w:tc>
+        <w:tc>
+          <w:tcPr>
+            <w:tcW w:type="dxa" w:w="2340"/>
+            <w:vAlign w:val="center"/>
+          </w:tcPr>
+          <w:p>
+            <w:pPr>
+              <w:spacing w:after="0" w:line="240" w:lineRule="auto"/>
+            </w:pPr>
+            <w:r>
+              <w:t>people-ops@example.test</w:t>
+            </w:r>
+          </w:p>
+        </w:tc>
+        <w:tc>
+          <w:tcPr>
+            <w:tcW w:type="dxa" w:w="2340"/>
+            <w:vAlign w:val="center"/>
+          </w:tcPr>
+          <w:p>
+            <w:pPr>
+              <w:spacing w:after="0" w:line="240" w:lineRule="auto"/>
+            </w:pPr>
+            <w:r>
+              <w:t>Appendix 10, row 2</w:t>
+            </w:r>
+          </w:p>
+        </w:tc>
+      </w:tr>
+      <w:tr>
+        <w:tc>
+          <w:tcPr>
+            <w:tcW w:type="dxa" w:w="2340"/>
+            <w:vAlign w:val="center"/>
+          </w:tcPr>
+          <w:p>
+            <w:pPr>
+              <w:spacing w:after="0" w:line="240" w:lineRule="auto"/>
+            </w:pPr>
+            <w:r>
+              <w:t>EMPLOYEE_HANDBOOK_EXCERPT-11-3</w:t>
+            </w:r>
+          </w:p>
+        </w:tc>
+        <w:tc>
+          <w:tcPr>
+            <w:tcW w:type="dxa" w:w="2340"/>
+            <w:vAlign w:val="center"/>
+          </w:tcPr>
+          <w:p>
+            <w:pPr>
+              <w:spacing w:after="0" w:line="240" w:lineRule="auto"/>
+            </w:pPr>
+            <w:r>
+              <w:t>Amount</w:t>
+            </w:r>
+          </w:p>
+        </w:tc>
+        <w:tc>
+          <w:tcPr>
+            <w:tcW w:type="dxa" w:w="2340"/>
+            <w:vAlign w:val="center"/>
+          </w:tcPr>
+          <w:p>
+            <w:pPr>
+              <w:spacing w:after="0" w:line="240" w:lineRule="auto"/>
+            </w:pPr>
+            <w:r>
+              <w:t>$4,521.00</w:t>
+            </w:r>
+          </w:p>
+        </w:tc>
+        <w:tc>
+          <w:tcPr>
+            <w:tcW w:type="dxa" w:w="2340"/>
+            <w:vAlign w:val="center"/>
+          </w:tcPr>
+          <w:p>
+            <w:pPr>
+              <w:spacing w:after="0" w:line="240" w:lineRule="auto"/>
+            </w:pPr>
+            <w:r>
+              <w:t>Appendix 10, row 3</w:t>
+            </w:r>
+          </w:p>
+        </w:tc>
+      </w:tr>
+      <w:tr>
+        <w:tc>
+          <w:tcPr>
+            <w:tcW w:type="dxa" w:w="2340"/>
+            <w:vAlign w:val="center"/>
+          </w:tcPr>
+          <w:p>
+            <w:pPr>
+              <w:spacing w:after="0" w:line="240" w:lineRule="auto"/>
+            </w:pPr>
+            <w:r>
+              <w:t>EMPLOYEE_HANDBOOK_EXCERPT-11-4</w:t>
+            </w:r>
+          </w:p>
+        </w:tc>
+        <w:tc>
+          <w:tcPr>
+            <w:tcW w:type="dxa" w:w="2340"/>
+            <w:vAlign w:val="center"/>
+          </w:tcPr>
+          <w:p>
+            <w:pPr>
+              <w:spacing w:after="0" w:line="240" w:lineRule="auto"/>
+            </w:pPr>
+            <w:r>
+              <w:t>Status</w:t>
+            </w:r>
+          </w:p>
+        </w:tc>
+        <w:tc>
+          <w:tcPr>
+            <w:tcW w:type="dxa" w:w="2340"/>
+            <w:vAlign w:val="center"/>
+          </w:tcPr>
+          <w:p>
+            <w:pPr>
+              <w:spacing w:after="0" w:line="240" w:lineRule="auto"/>
+            </w:pPr>
+            <w:r>
+              <w:t>PROPOSED</w:t>
+            </w:r>
+          </w:p>
+        </w:tc>
+        <w:tc>
+          <w:tcPr>
+            <w:tcW w:type="dxa" w:w="2340"/>
+            <w:vAlign w:val="center"/>
+          </w:tcPr>
+          <w:p>
+            <w:pPr>
+              <w:spacing w:after="0" w:line="240" w:lineRule="auto"/>
+            </w:pPr>
+            <w:r>
+              <w:t>Appendix 10, row 4</w:t>
+            </w:r>
+          </w:p>
+        </w:tc>
+      </w:tr>
+    </w:tbl>
+    <w:p>
+      <w:r>
+        <w:br w:type="page"/>
+      </w:r>
+    </w:p>
+    <w:p>
+      <w:pPr>
+        <w:pStyle w:val="Heading1"/>
+      </w:pPr>
+      <w:r>
+        <w:t>Appendix 11: Reprocessing Notes</w:t>
+      </w:r>
+    </w:p>
+    <w:p>
+      <w:r>
+        <w:t>Employee Handbook Excerpt synthetic appendix page 12. Domain=policy; slug=employee_handbook_excerpt; fixture markers include HR-HB-2026.2, people-ops@example.test.</w:t>
+      </w:r>
+    </w:p>
+    <w:p>
+      <w:r>
+        <w:t>This page intentionally repeats realistic extraction cues such as dates, amounts, entities, review statuses, and source notes so downstream tests can exercise page references and evidence lineage across a longer document.</w:t>
+      </w:r>
+    </w:p>
+    <w:p>
+      <w:pPr>
+        <w:pStyle w:val="ListBullet"/>
+      </w:pPr>
+      <w:r>
+        <w:t>Evidence item 12.1: page=12; review_status=PROPOSED; confidence_hint=0.81; synthetic_owner=policy-owner-1@example.test.</w:t>
+      </w:r>
+    </w:p>
+    <w:p>
+      <w:pPr>
+        <w:pStyle w:val="ListBullet"/>
+      </w:pPr>
+      <w:r>
+        <w:t>Evidence item 12.2: page=12; review_status=PROPOSED; confidence_hint=0.82; synthetic_owner=policy-owner-2@example.test.</w:t>
+      </w:r>
+    </w:p>
+    <w:p>
+      <w:pPr>
+        <w:pStyle w:val="ListBullet"/>
+      </w:pPr>
+      <w:r>
+        <w:t>Evidence item 12.3: page=12; review_status=PROPOSED; confidence_hint=0.83; synthetic_owner=policy-owner-3@example.test.</w:t>
+      </w:r>
+    </w:p>
+    <w:tbl>
+      <w:tblPr>
+        <w:tblStyle w:val="TableGrid"/>
+        <w:tblW w:type="auto" w:w="0"/>
+        <w:jc w:val="center"/>
+        <w:tblLook w:firstColumn="1" w:firstRow="1" w:lastColumn="0" w:lastRow="0" w:noHBand="0" w:noVBand="1" w:val="04A0"/>
+      </w:tblPr>
+      <w:tblGrid>
+        <w:gridCol w:w="2340"/>
+        <w:gridCol w:w="2340"/>
+        <w:gridCol w:w="2340"/>
+        <w:gridCol w:w="2340"/>
+      </w:tblGrid>
+      <w:tr>
+        <w:tc>
+          <w:tcPr>
+            <w:tcW w:type="dxa" w:w="2340"/>
+            <w:vAlign w:val="center"/>
+            <w:shd w:fill="F2F4F7"/>
+          </w:tcPr>
+          <w:p>
+            <w:pPr>
+              <w:spacing w:after="0" w:line="240" w:lineRule="auto"/>
+            </w:pPr>
+            <w:r>
+              <w:rPr>
+                <w:b/>
+              </w:rPr>
+              <w:t>Record</w:t>
+            </w:r>
+          </w:p>
+        </w:tc>
+        <w:tc>
+          <w:tcPr>
+            <w:tcW w:type="dxa" w:w="2340"/>
+            <w:vAlign w:val="center"/>
+            <w:shd w:fill="F2F4F7"/>
+          </w:tcPr>
+          <w:p>
+            <w:pPr>
+              <w:spacing w:after="0" w:line="240" w:lineRule="auto"/>
+            </w:pPr>
+            <w:r>
+              <w:rPr>
+                <w:b/>
+              </w:rPr>
+              <w:t>Type</w:t>
+            </w:r>
+          </w:p>
+        </w:tc>
+        <w:tc>
+          <w:tcPr>
+            <w:tcW w:type="dxa" w:w="2340"/>
+            <w:vAlign w:val="center"/>
+            <w:shd w:fill="F2F4F7"/>
+          </w:tcPr>
+          <w:p>
+            <w:pPr>
+              <w:spacing w:after="0" w:line="240" w:lineRule="auto"/>
+            </w:pPr>
+            <w:r>
+              <w:rPr>
+                <w:b/>
+              </w:rPr>
+              <w:t>Value</w:t>
+            </w:r>
+          </w:p>
+        </w:tc>
+        <w:tc>
+          <w:tcPr>
+            <w:tcW w:type="dxa" w:w="2340"/>
+            <w:vAlign w:val="center"/>
+            <w:shd w:fill="F2F4F7"/>
+          </w:tcPr>
+          <w:p>
+            <w:pPr>
+              <w:spacing w:after="0" w:line="240" w:lineRule="auto"/>
+            </w:pPr>
+            <w:r>
+              <w:rPr>
+                <w:b/>
+              </w:rPr>
+              <w:t>Evidence</w:t>
+            </w:r>
+          </w:p>
+        </w:tc>
+      </w:tr>
+      <w:tr>
+        <w:tc>
+          <w:tcPr>
+            <w:tcW w:type="dxa" w:w="2340"/>
+            <w:vAlign w:val="center"/>
+          </w:tcPr>
+          <w:p>
+            <w:pPr>
+              <w:spacing w:after="0" w:line="240" w:lineRule="auto"/>
+            </w:pPr>
+            <w:r>
+              <w:t>EMPLOYEE_HANDBOOK_EXCERPT-12-1</w:t>
+            </w:r>
+          </w:p>
+        </w:tc>
+        <w:tc>
+          <w:tcPr>
+            <w:tcW w:type="dxa" w:w="2340"/>
+            <w:vAlign w:val="center"/>
+          </w:tcPr>
+          <w:p>
+            <w:pPr>
+              <w:spacing w:after="0" w:line="240" w:lineRule="auto"/>
+            </w:pPr>
+            <w:r>
+              <w:t>Date</w:t>
+            </w:r>
+          </w:p>
+        </w:tc>
+        <w:tc>
+          <w:tcPr>
+            <w:tcW w:type="dxa" w:w="2340"/>
+            <w:vAlign w:val="center"/>
+          </w:tcPr>
+          <w:p>
+            <w:pPr>
+              <w:spacing w:after="0" w:line="240" w:lineRule="auto"/>
+            </w:pPr>
+            <w:r>
+              <w:t>2026-12-11</w:t>
+            </w:r>
+          </w:p>
+        </w:tc>
+        <w:tc>
+          <w:tcPr>
+            <w:tcW w:type="dxa" w:w="2340"/>
+            <w:vAlign w:val="center"/>
+          </w:tcPr>
+          <w:p>
+            <w:pPr>
+              <w:spacing w:after="0" w:line="240" w:lineRule="auto"/>
+            </w:pPr>
+            <w:r>
+              <w:t>Appendix 11, row 1</w:t>
+            </w:r>
+          </w:p>
+        </w:tc>
+      </w:tr>
+      <w:tr>
+        <w:tc>
+          <w:tcPr>
+            <w:tcW w:type="dxa" w:w="2340"/>
+            <w:vAlign w:val="center"/>
+          </w:tcPr>
+          <w:p>
+            <w:pPr>
+              <w:spacing w:after="0" w:line="240" w:lineRule="auto"/>
+            </w:pPr>
+            <w:r>
+              <w:t>EMPLOYEE_HANDBOOK_EXCERPT-12-2</w:t>
+            </w:r>
+          </w:p>
+        </w:tc>
+        <w:tc>
+          <w:tcPr>
+            <w:tcW w:type="dxa" w:w="2340"/>
+            <w:vAlign w:val="center"/>
+          </w:tcPr>
+          <w:p>
+            <w:pPr>
+              <w:spacing w:after="0" w:line="240" w:lineRule="auto"/>
+            </w:pPr>
+            <w:r>
+              <w:t>Entity</w:t>
+            </w:r>
+          </w:p>
+        </w:tc>
+        <w:tc>
+          <w:tcPr>
+            <w:tcW w:type="dxa" w:w="2340"/>
+            <w:vAlign w:val="center"/>
+          </w:tcPr>
+          <w:p>
+            <w:pPr>
+              <w:spacing w:after="0" w:line="240" w:lineRule="auto"/>
+            </w:pPr>
+            <w:r>
+              <w:t>people-ops@example.test</w:t>
+            </w:r>
+          </w:p>
+        </w:tc>
+        <w:tc>
+          <w:tcPr>
+            <w:tcW w:type="dxa" w:w="2340"/>
+            <w:vAlign w:val="center"/>
+          </w:tcPr>
+          <w:p>
+            <w:pPr>
+              <w:spacing w:after="0" w:line="240" w:lineRule="auto"/>
+            </w:pPr>
+            <w:r>
+              <w:t>Appendix 11, row 2</w:t>
+            </w:r>
+          </w:p>
+        </w:tc>
+      </w:tr>
+      <w:tr>
+        <w:tc>
+          <w:tcPr>
+            <w:tcW w:type="dxa" w:w="2340"/>
+            <w:vAlign w:val="center"/>
+          </w:tcPr>
+          <w:p>
+            <w:pPr>
+              <w:spacing w:after="0" w:line="240" w:lineRule="auto"/>
+            </w:pPr>
+            <w:r>
+              <w:t>EMPLOYEE_HANDBOOK_EXCERPT-12-3</w:t>
+            </w:r>
+          </w:p>
+        </w:tc>
+        <w:tc>
+          <w:tcPr>
+            <w:tcW w:type="dxa" w:w="2340"/>
+            <w:vAlign w:val="center"/>
+          </w:tcPr>
+          <w:p>
+            <w:pPr>
+              <w:spacing w:after="0" w:line="240" w:lineRule="auto"/>
+            </w:pPr>
+            <w:r>
+              <w:t>Amount</w:t>
+            </w:r>
+          </w:p>
+        </w:tc>
+        <w:tc>
+          <w:tcPr>
+            <w:tcW w:type="dxa" w:w="2340"/>
+            <w:vAlign w:val="center"/>
+          </w:tcPr>
+          <w:p>
+            <w:pPr>
+              <w:spacing w:after="0" w:line="240" w:lineRule="auto"/>
+            </w:pPr>
+            <w:r>
+              <w:t>$4,932.00</w:t>
+            </w:r>
+          </w:p>
+        </w:tc>
+        <w:tc>
+          <w:tcPr>
+            <w:tcW w:type="dxa" w:w="2340"/>
+            <w:vAlign w:val="center"/>
+          </w:tcPr>
+          <w:p>
+            <w:pPr>
+              <w:spacing w:after="0" w:line="240" w:lineRule="auto"/>
+            </w:pPr>
+            <w:r>
+              <w:t>Appendix 11, row 3</w:t>
+            </w:r>
+          </w:p>
+        </w:tc>
+      </w:tr>
+      <w:tr>
+        <w:tc>
+          <w:tcPr>
+            <w:tcW w:type="dxa" w:w="2340"/>
+            <w:vAlign w:val="center"/>
+          </w:tcPr>
+          <w:p>
+            <w:pPr>
+              <w:spacing w:after="0" w:line="240" w:lineRule="auto"/>
+            </w:pPr>
+            <w:r>
+              <w:t>EMPLOYEE_HANDBOOK_EXCERPT-12-4</w:t>
+            </w:r>
+          </w:p>
+        </w:tc>
+        <w:tc>
+          <w:tcPr>
+            <w:tcW w:type="dxa" w:w="2340"/>
+            <w:vAlign w:val="center"/>
+          </w:tcPr>
+          <w:p>
+            <w:pPr>
+              <w:spacing w:after="0" w:line="240" w:lineRule="auto"/>
+            </w:pPr>
+            <w:r>
+              <w:t>Status</w:t>
+            </w:r>
+          </w:p>
+        </w:tc>
+        <w:tc>
+          <w:tcPr>
+            <w:tcW w:type="dxa" w:w="2340"/>
+            <w:vAlign w:val="center"/>
+          </w:tcPr>
+          <w:p>
+            <w:pPr>
+              <w:spacing w:after="0" w:line="240" w:lineRule="auto"/>
+            </w:pPr>
+            <w:r>
+              <w:t>PROPOSED</w:t>
+            </w:r>
+          </w:p>
+        </w:tc>
+        <w:tc>
+          <w:tcPr>
+            <w:tcW w:type="dxa" w:w="2340"/>
+            <w:vAlign w:val="center"/>
+          </w:tcPr>
+          <w:p>
+            <w:pPr>
+              <w:spacing w:after="0" w:line="240" w:lineRule="auto"/>
+            </w:pPr>
+            <w:r>
+              <w:t>Appendix 11, row 4</w:t>
+            </w:r>
+          </w:p>
+        </w:tc>
+      </w:tr>
+    </w:tbl>
     <w:sectPr>
+      <w:headerReference w:type="default" r:id="rId9"/>
       <w:pgSz w:w="12240" w:h="15840"/>
       <w:pgMar w:top="1440" w:right="1440" w:bottom="1440" w:left="1440" w:header="720" w:footer="720" w:gutter="0"/>
       <w:cols w:space="720"/>
